--- a/submission/drug_safety/Manuscript.docx
+++ b/submission/drug_safety/Manuscript.docx
@@ -9630,6 +9630,12 @@
           <w:bCs/>
         </w:rPr>
         <w:t xml:space="preserve">Competing interests:</w:t>
+      </w:r>
+      <w:r>
+        <w:t xml:space="preserve"> </w:t>
+      </w:r>
+      <w:r>
+        <w:t xml:space="preserve">the author is employed as a software engineer at Suno, a company that develops practice-management software for hearing clinics; the company had no role in the design, analysis or reporting of this study, and the author has no financial relationship with manufacturers of the drugs studied.</w:t>
       </w:r>
       <w:r>
         <w:t xml:space="preserve"> </w:t>

--- a/submission/drug_safety/Manuscript.docx
+++ b/submission/drug_safety/Manuscript.docx
@@ -9635,7 +9635,7 @@
         <w:t xml:space="preserve"> </w:t>
       </w:r>
       <w:r>
-        <w:t xml:space="preserve">the author is employed as a software engineer at Suno, a company that develops practice-management software for hearing clinics; the company had no role in the design, analysis or reporting of this study, and the author has no financial relationship with manufacturers of the drugs studied.</w:t>
+        <w:t xml:space="preserve">until October 2026 the author was employed as a software engineer at Suno, a company that develops practice-management software for hearing clinics; the company had no role in the design, analysis or reporting of this study, and the author has no financial relationship with manufacturers of the drugs studied.</w:t>
       </w:r>
       <w:r>
         <w:t xml:space="preserve"> </w:t>
@@ -9714,7 +9714,7 @@
         <w:t xml:space="preserve">PROTOCOL.md</w:t>
       </w:r>
       <w:r>
-        <w:t xml:space="preserve">, with commit history) and results:</w:t>
+        <w:t xml:space="preserve">, with commit history) and results: https://github.com/olegtropinin/faers-ototoxicity.</w:t>
       </w:r>
       <w:r>
         <w:t xml:space="preserve"> </w:t>

--- a/submission/drug_safety/Manuscript.docx
+++ b/submission/drug_safety/Manuscript.docx
@@ -38,6 +38,23 @@
         </w:rPr>
         <w:t xml:space="preserve">tropininoleg@gmail.com</w:t>
       </w:r>
+      <w:r>
+        <w:t xml:space="preserve"> </w:t>
+      </w:r>
+      <w:r>
+        <w:t xml:space="preserve">ORCID:</w:t>
+      </w:r>
+      <w:r>
+        <w:t xml:space="preserve"> </w:t>
+      </w:r>
+      <w:hyperlink r:id="rId9">
+        <w:r>
+          <w:rPr>
+            <w:rStyle w:val="Hyperlink"/>
+          </w:rPr>
+          <w:t xml:space="preserve">0009-0006-5431-4285</w:t>
+        </w:r>
+      </w:hyperlink>
     </w:p>
     <w:p>
       <w:pPr>
@@ -268,11 +285,11 @@
       <w:pPr>
         <w:pStyle w:val="Heading1"/>
       </w:pPr>
-      <w:bookmarkStart w:id="9" w:name="_b8fab73fd7f041a99c440207f79453682339a71"/>
+      <w:bookmarkStart w:id="10" w:name="_b8fab73fd7f041a99c440207f79453682339a71"/>
       <w:r>
         <w:t xml:space="preserve">Key points</w:t>
       </w:r>
-      <w:bookmarkEnd w:id="9"/>
+      <w:bookmarkEnd w:id="10"/>
     </w:p>
     <w:p>
       <w:pPr>
@@ -338,11 +355,11 @@
       <w:pPr>
         <w:pStyle w:val="Heading1"/>
       </w:pPr>
-      <w:bookmarkStart w:id="10" w:name="_introduction"/>
+      <w:bookmarkStart w:id="11" w:name="_introduction"/>
       <w:r>
         <w:t xml:space="preserve">Introduction</w:t>
       </w:r>
-      <w:bookmarkEnd w:id="10"/>
+      <w:bookmarkEnd w:id="11"/>
     </w:p>
     <w:p>
       <w:pPr>
@@ -609,11 +626,11 @@
       <w:pPr>
         <w:pStyle w:val="Heading1"/>
       </w:pPr>
-      <w:bookmarkStart w:id="11" w:name="_methods"/>
+      <w:bookmarkStart w:id="12" w:name="_methods"/>
       <w:r>
         <w:t xml:space="preserve">Methods</w:t>
       </w:r>
-      <w:bookmarkEnd w:id="11"/>
+      <w:bookmarkEnd w:id="12"/>
     </w:p>
     <w:p>
       <w:pPr>
@@ -669,11 +686,11 @@
       <w:pPr>
         <w:pStyle w:val="Heading2"/>
       </w:pPr>
-      <w:bookmarkStart w:id="12" w:name="_60ab88ea7c784c0820fe7a63c9fb74c6302d3a0"/>
+      <w:bookmarkStart w:id="13" w:name="_60ab88ea7c784c0820fe7a63c9fb74c6302d3a0"/>
       <w:r>
         <w:t xml:space="preserve">Data sources</w:t>
       </w:r>
-      <w:bookmarkEnd w:id="12"/>
+      <w:bookmarkEnd w:id="13"/>
     </w:p>
     <w:p>
       <w:pPr>
@@ -726,11 +743,11 @@
       <w:pPr>
         <w:pStyle w:val="Heading2"/>
       </w:pPr>
-      <w:bookmarkStart w:id="13" w:name="_c751b153c47986e3244e5a761476196ea4a5ffc"/>
+      <w:bookmarkStart w:id="14" w:name="_c751b153c47986e3244e5a761476196ea4a5ffc"/>
       <w:r>
         <w:t xml:space="preserve">Pre-processing and deduplication</w:t>
       </w:r>
-      <w:bookmarkEnd w:id="13"/>
+      <w:bookmarkEnd w:id="14"/>
     </w:p>
     <w:p>
       <w:pPr>
@@ -874,11 +891,11 @@
       <w:pPr>
         <w:pStyle w:val="Heading2"/>
       </w:pPr>
-      <w:bookmarkStart w:id="14" w:name="_41a40ce5571f028458004e399e8bf88c95f8185"/>
+      <w:bookmarkStart w:id="15" w:name="_41a40ce5571f028458004e399e8bf88c95f8185"/>
       <w:r>
         <w:t xml:space="preserve">Outcomes, exposure and comparator</w:t>
       </w:r>
-      <w:bookmarkEnd w:id="14"/>
+      <w:bookmarkEnd w:id="15"/>
     </w:p>
     <w:p>
       <w:pPr>
@@ -928,11 +945,11 @@
       <w:pPr>
         <w:pStyle w:val="Heading2"/>
       </w:pPr>
-      <w:bookmarkStart w:id="15" w:name="_disproportionality"/>
+      <w:bookmarkStart w:id="16" w:name="_disproportionality"/>
       <w:r>
         <w:t xml:space="preserve">Disproportionality</w:t>
       </w:r>
-      <w:bookmarkEnd w:id="15"/>
+      <w:bookmarkEnd w:id="16"/>
     </w:p>
     <w:p>
       <w:pPr>
@@ -1199,11 +1216,11 @@
       <w:pPr>
         <w:pStyle w:val="Heading2"/>
       </w:pPr>
-      <w:bookmarkStart w:id="16" w:name="_142cd368ea85e8fddc952a4320432a4163793ac"/>
+      <w:bookmarkStart w:id="17" w:name="_142cd368ea85e8fddc952a4320432a4163793ac"/>
       <w:r>
         <w:t xml:space="preserve">Reference set</w:t>
       </w:r>
-      <w:bookmarkEnd w:id="16"/>
+      <w:bookmarkEnd w:id="17"/>
     </w:p>
     <w:p>
       <w:pPr>
@@ -1326,11 +1343,11 @@
       <w:pPr>
         <w:pStyle w:val="Heading2"/>
       </w:pPr>
-      <w:bookmarkStart w:id="17" w:name="_replication"/>
+      <w:bookmarkStart w:id="18" w:name="_replication"/>
       <w:r>
         <w:t xml:space="preserve">Replication</w:t>
       </w:r>
-      <w:bookmarkEnd w:id="17"/>
+      <w:bookmarkEnd w:id="18"/>
     </w:p>
     <w:p>
       <w:pPr>
@@ -1785,11 +1802,11 @@
       <w:pPr>
         <w:pStyle w:val="Heading2"/>
       </w:pPr>
-      <w:bookmarkStart w:id="18" w:name="_e4620e00135245931b16a0788d572999fd386c0"/>
+      <w:bookmarkStart w:id="19" w:name="_e4620e00135245931b16a0788d572999fd386c0"/>
       <w:r>
         <w:t xml:space="preserve">Post-hoc and sensitivity analyses</w:t>
       </w:r>
-      <w:bookmarkEnd w:id="18"/>
+      <w:bookmarkEnd w:id="19"/>
     </w:p>
     <w:p>
       <w:pPr>
@@ -1870,11 +1887,11 @@
       <w:pPr>
         <w:pStyle w:val="Heading2"/>
       </w:pPr>
-      <w:bookmarkStart w:id="19" w:name="_4fbb619f4cb7014e603bc4722c15e1d3db783b4"/>
+      <w:bookmarkStart w:id="20" w:name="_4fbb619f4cb7014e603bc4722c15e1d3db783b4"/>
       <w:r>
         <w:t xml:space="preserve">Robust signals and case-level review</w:t>
       </w:r>
-      <w:bookmarkEnd w:id="19"/>
+      <w:bookmarkEnd w:id="20"/>
     </w:p>
     <w:p>
       <w:pPr>
@@ -2119,57 +2136,57 @@
       <w:pPr>
         <w:pStyle w:val="Heading2"/>
       </w:pPr>
-      <w:bookmarkStart w:id="20" w:name="_60422f0ac97f34e860c6d6c8d42a63ef1fce636"/>
+      <w:bookmarkStart w:id="21" w:name="_60422f0ac97f34e860c6d6c8d42a63ef1fce636"/>
       <w:r>
         <w:t xml:space="preserve">Software and use of AI tools</w:t>
-      </w:r>
-      <w:bookmarkEnd w:id="20"/>
-    </w:p>
-    <w:p>
-      <w:pPr>
-        <w:pStyle w:val="FirstParagraph"/>
-      </w:pPr>
-      <w:r>
-        <w:t xml:space="preserve">Analyses used Python 3.10 (numpy 2.2.6, pandas 2.3.3, scipy 1.15.3, statsmodels 0.15.0, matplotlib 3.10.9). Data processing</w:t>
-      </w:r>
-      <w:r>
-        <w:t xml:space="preserve"> </w:t>
-      </w:r>
-      <w:r>
-        <w:t xml:space="preserve">code, analyses and the first draft of this manuscript were produced with an AI assistant (Claude, Anthropic) working under</w:t>
-      </w:r>
-      <w:r>
-        <w:t xml:space="preserve"> </w:t>
-      </w:r>
-      <w:r>
-        <w:t xml:space="preserve">the author’s direction; three AI reviewers (methods, clinical, editorial) critiqued the draft, and their findings were</w:t>
-      </w:r>
-      <w:r>
-        <w:t xml:space="preserve"> </w:t>
-      </w:r>
-      <w:r>
-        <w:t xml:space="preserve">addressed as described in the protocol file. The author reviewed the code, results and text and is responsible for them.</w:t>
-      </w:r>
-    </w:p>
-    <w:p>
-      <w:pPr>
-        <w:pStyle w:val="Heading1"/>
-      </w:pPr>
-      <w:bookmarkStart w:id="21" w:name="_results"/>
-      <w:r>
-        <w:t xml:space="preserve">Results</w:t>
       </w:r>
       <w:bookmarkEnd w:id="21"/>
     </w:p>
     <w:p>
       <w:pPr>
+        <w:pStyle w:val="FirstParagraph"/>
+      </w:pPr>
+      <w:r>
+        <w:t xml:space="preserve">Analyses used Python 3.10 (numpy 2.2.6, pandas 2.3.3, scipy 1.15.3, statsmodels 0.15.0, matplotlib 3.10.9). Data processing</w:t>
+      </w:r>
+      <w:r>
+        <w:t xml:space="preserve"> </w:t>
+      </w:r>
+      <w:r>
+        <w:t xml:space="preserve">code, analyses and the first draft of this manuscript were produced with an AI assistant (Claude, Anthropic) working under</w:t>
+      </w:r>
+      <w:r>
+        <w:t xml:space="preserve"> </w:t>
+      </w:r>
+      <w:r>
+        <w:t xml:space="preserve">the author’s direction; three AI reviewers (methods, clinical, editorial) critiqued the draft, and their findings were</w:t>
+      </w:r>
+      <w:r>
+        <w:t xml:space="preserve"> </w:t>
+      </w:r>
+      <w:r>
+        <w:t xml:space="preserve">addressed as described in the protocol file. The author reviewed the code, results and text and is responsible for them.</w:t>
+      </w:r>
+    </w:p>
+    <w:p>
+      <w:pPr>
+        <w:pStyle w:val="Heading1"/>
+      </w:pPr>
+      <w:bookmarkStart w:id="22" w:name="_results"/>
+      <w:r>
+        <w:t xml:space="preserve">Results</w:t>
+      </w:r>
+      <w:bookmarkEnd w:id="22"/>
+    </w:p>
+    <w:p>
+      <w:pPr>
         <w:pStyle w:val="Heading2"/>
       </w:pPr>
-      <w:bookmarkStart w:id="22" w:name="_data"/>
+      <w:bookmarkStart w:id="23" w:name="_data"/>
       <w:r>
         <w:t xml:space="preserve">Data</w:t>
       </w:r>
-      <w:bookmarkEnd w:id="22"/>
+      <w:bookmarkEnd w:id="23"/>
     </w:p>
     <w:p>
       <w:pPr>
@@ -2515,11 +2532,11 @@
       <w:pPr>
         <w:pStyle w:val="Heading2"/>
       </w:pPr>
-      <w:bookmarkStart w:id="23" w:name="_107f3c85ced1315e9f212c36f210ded9bb333bb"/>
+      <w:bookmarkStart w:id="24" w:name="_107f3c85ced1315e9f212c36f210ded9bb333bb"/>
       <w:r>
         <w:t xml:space="preserve">Adjustment changes the signal list but not its agreement with labels</w:t>
       </w:r>
-      <w:bookmarkEnd w:id="23"/>
+      <w:bookmarkEnd w:id="24"/>
     </w:p>
     <w:p>
       <w:pPr>
@@ -2656,11 +2673,11 @@
       <w:pPr>
         <w:pStyle w:val="Heading2"/>
       </w:pPr>
-      <w:bookmarkStart w:id="24" w:name="_2ba7c5a9bf848498b9a7ba8a5df5dde68d81479"/>
+      <w:bookmarkStart w:id="25" w:name="_2ba7c5a9bf848498b9a7ba8a5df5dde68d81479"/>
       <w:r>
         <w:t xml:space="preserve">Replication in Canada Vigilance</w:t>
       </w:r>
-      <w:bookmarkEnd w:id="24"/>
+      <w:bookmarkEnd w:id="25"/>
     </w:p>
     <w:p>
       <w:pPr>
@@ -3020,11 +3037,11 @@
       <w:pPr>
         <w:pStyle w:val="Heading2"/>
       </w:pPr>
-      <w:bookmarkStart w:id="25" w:name="_be549a4ec8708f84b63e1dc0d4821bd33780b5c"/>
+      <w:bookmarkStart w:id="26" w:name="_be549a4ec8708f84b63e1dc0d4821bd33780b5c"/>
       <w:r>
         <w:t xml:space="preserve">Post-hoc analyses</w:t>
       </w:r>
-      <w:bookmarkEnd w:id="25"/>
+      <w:bookmarkEnd w:id="26"/>
     </w:p>
     <w:p>
       <w:pPr>
@@ -3241,11 +3258,11 @@
       <w:pPr>
         <w:pStyle w:val="Heading2"/>
       </w:pPr>
-      <w:bookmarkStart w:id="26" w:name="_42e042e6440987e2814ddf706c2a7b829123a6f"/>
+      <w:bookmarkStart w:id="27" w:name="_42e042e6440987e2814ddf706c2a7b829123a6f"/>
       <w:r>
         <w:t xml:space="preserve">Signals from previous screens</w:t>
       </w:r>
-      <w:bookmarkEnd w:id="26"/>
+      <w:bookmarkEnd w:id="27"/>
     </w:p>
     <w:p>
       <w:pPr>
@@ -3333,11 +3350,11 @@
       <w:pPr>
         <w:pStyle w:val="Heading2"/>
       </w:pPr>
-      <w:bookmarkStart w:id="27" w:name="_79ce093ef77156c196cf1ee4b9b58429eba3dcd"/>
+      <w:bookmarkStart w:id="28" w:name="_79ce093ef77156c196cf1ee4b9b58429eba3dcd"/>
       <w:r>
         <w:t xml:space="preserve">Case-level review</w:t>
       </w:r>
-      <w:bookmarkEnd w:id="27"/>
+      <w:bookmarkEnd w:id="28"/>
     </w:p>
     <w:p>
       <w:pPr>
@@ -3508,7 +3525,7 @@
         <w:t xml:space="preserve">were unexplained; the residual count therefore ranges from 2 to 9 depending on post-hoc choices and assessor.</w:t>
       </w:r>
     </w:p>
-    <w:bookmarkStart w:id="28" w:name="_01d9fd756df68368595dee6b7688533f3c9fbbd"/>
+    <w:bookmarkStart w:id="29" w:name="_01d9fd756df68368595dee6b7688533f3c9fbbd"/>
     <w:p>
       <w:pPr>
         <w:pStyle w:val="TableCaption"/>
@@ -4519,7 +4536,7 @@
         </w:tc>
       </w:tr>
     </w:tbl>
-    <w:bookmarkEnd w:id="28"/>
+    <w:bookmarkEnd w:id="29"/>
     <w:p>
       <w:pPr>
         <w:pStyle w:val="FirstParagraph"/>
@@ -4568,7 +4585,7 @@
         <w:t xml:space="preserve">Power-calibrated (post hoc): observed replications vs those expected if each FAERS adjusted estimate were true.</w:t>
       </w:r>
     </w:p>
-    <w:bookmarkStart w:id="29" w:name="_fb475224272a447d57b77f14dfc8774bb10ba7c"/>
+    <w:bookmarkStart w:id="30" w:name="_fb475224272a447d57b77f14dfc8774bb10ba7c"/>
     <w:p>
       <w:pPr>
         <w:pStyle w:val="TableCaption"/>
@@ -5946,9 +5963,9 @@
         </w:tc>
       </w:tr>
     </w:tbl>
-    <w:bookmarkEnd w:id="29"/>
+    <w:bookmarkEnd w:id="30"/>
     <w:p/>
-    <w:bookmarkStart w:id="30" w:name="_5dcdb19b87d05ca6b5d15ccad55830f58746f11"/>
+    <w:bookmarkStart w:id="31" w:name="_5dcdb19b87d05ca6b5d15ccad55830f58746f11"/>
     <w:p>
       <w:pPr>
         <w:pStyle w:val="TableCaption"/>
@@ -6474,9 +6491,9 @@
         </w:tc>
       </w:tr>
     </w:tbl>
-    <w:bookmarkEnd w:id="30"/>
+    <w:bookmarkEnd w:id="31"/>
     <w:p/>
-    <w:bookmarkStart w:id="31" w:name="_a3680f2908c270ccb110f4515419033f2692535"/>
+    <w:bookmarkStart w:id="32" w:name="_a3680f2908c270ccb110f4515419033f2692535"/>
     <w:p>
       <w:pPr>
         <w:pStyle w:val="TableCaption"/>
@@ -8828,8 +8845,8 @@
         </w:tc>
       </w:tr>
     </w:tbl>
-    <w:bookmarkEnd w:id="31"/>
-    <w:bookmarkStart w:id="35" w:name="_576b9bd78d0890981a1f156b59228419fd8f27c"/>
+    <w:bookmarkEnd w:id="32"/>
+    <w:bookmarkStart w:id="36" w:name="_576b9bd78d0890981a1f156b59228419fd8f27c"/>
     <w:p>
       <w:pPr>
         <w:pStyle w:val="CaptionedFigure"/>
@@ -8839,18 +8856,18 @@
           <wp:inline>
             <wp:extent cx="5334000" cy="2080260"/>
             <wp:effectExtent b="0" l="0" r="0" t="0"/>
-            <wp:docPr descr="" title="" id="33" name="Picture"/>
+            <wp:docPr descr="" title="" id="34" name="Picture"/>
             <a:graphic>
               <a:graphicData uri="http://schemas.openxmlformats.org/drawingml/2006/picture">
                 <pic:pic>
                   <pic:nvPicPr>
-                    <pic:cNvPr descr="../figures/replication.png" id="34" name="Picture"/>
+                    <pic:cNvPr descr="../figures/replication.png" id="35" name="Picture"/>
                     <pic:cNvPicPr>
                       <a:picLocks noChangeArrowheads="1" noChangeAspect="1"/>
                     </pic:cNvPicPr>
                   </pic:nvPicPr>
                   <pic:blipFill>
-                    <a:blip r:embed="rId32"/>
+                    <a:blip r:embed="rId33"/>
                     <a:stretch>
                       <a:fillRect/>
                     </a:stretch>
@@ -8903,8 +8920,8 @@
         <w:t xml:space="preserve">A ratio near 1 means signals replicate as their FAERS strength predicts.</w:t>
       </w:r>
     </w:p>
-    <w:bookmarkEnd w:id="35"/>
-    <w:bookmarkStart w:id="39" w:name="_8438971255fac547e59d2aeeb15af050352f533"/>
+    <w:bookmarkEnd w:id="36"/>
+    <w:bookmarkStart w:id="40" w:name="_8438971255fac547e59d2aeeb15af050352f533"/>
     <w:p>
       <w:pPr>
         <w:pStyle w:val="CaptionedFigure"/>
@@ -8914,18 +8931,18 @@
           <wp:inline>
             <wp:extent cx="4533900" cy="4655678"/>
             <wp:effectExtent b="0" l="0" r="0" t="0"/>
-            <wp:docPr descr="" title="" id="37" name="Picture"/>
+            <wp:docPr descr="" title="" id="38" name="Picture"/>
             <a:graphic>
               <a:graphicData uri="http://schemas.openxmlformats.org/drawingml/2006/picture">
                 <pic:pic>
                   <pic:nvPicPr>
-                    <pic:cNvPr descr="../figures/candidates.png" id="38" name="Picture"/>
+                    <pic:cNvPr descr="../figures/candidates.png" id="39" name="Picture"/>
                     <pic:cNvPicPr>
                       <a:picLocks noChangeArrowheads="1" noChangeAspect="1"/>
                     </pic:cNvPicPr>
                   </pic:nvPicPr>
                   <pic:blipFill>
-                    <a:blip r:embed="rId36"/>
+                    <a:blip r:embed="rId37"/>
                     <a:stretch>
                       <a:fillRect/>
                     </a:stretch>
@@ -8966,16 +8983,16 @@
         <w:t xml:space="preserve">(A report cluster; C stimulated reporting; D indication; K established class; E none, bold).</w:t>
       </w:r>
     </w:p>
-    <w:bookmarkEnd w:id="39"/>
+    <w:bookmarkEnd w:id="40"/>
     <w:p>
       <w:pPr>
         <w:pStyle w:val="Heading1"/>
       </w:pPr>
-      <w:bookmarkStart w:id="40" w:name="_discussion"/>
+      <w:bookmarkStart w:id="41" w:name="_discussion"/>
       <w:r>
         <w:t xml:space="preserve">Discussion</w:t>
       </w:r>
-      <w:bookmarkEnd w:id="40"/>
+      <w:bookmarkEnd w:id="41"/>
     </w:p>
     <w:p>
       <w:pPr>
@@ -9389,11 +9406,11 @@
       <w:pPr>
         <w:pStyle w:val="Heading4"/>
       </w:pPr>
-      <w:bookmarkStart w:id="41" w:name="_72424125f1c747d5dc92a896a97d43a10aedd6b"/>
+      <w:bookmarkStart w:id="42" w:name="_72424125f1c747d5dc92a896a97d43a10aedd6b"/>
       <w:r>
         <w:t xml:space="preserve">Limitations.</w:t>
       </w:r>
-      <w:bookmarkEnd w:id="41"/>
+      <w:bookmarkEnd w:id="42"/>
     </w:p>
     <w:p>
       <w:pPr>
@@ -9556,11 +9573,11 @@
       <w:pPr>
         <w:pStyle w:val="Heading4"/>
       </w:pPr>
-      <w:bookmarkStart w:id="42" w:name="_2fee5c028dc7c352c541238a75e372b3a85d4c6"/>
+      <w:bookmarkStart w:id="43" w:name="_2fee5c028dc7c352c541238a75e372b3a85d4c6"/>
       <w:r>
         <w:t xml:space="preserve">Conclusions.</w:t>
       </w:r>
-      <w:bookmarkEnd w:id="42"/>
+      <w:bookmarkEnd w:id="43"/>
     </w:p>
     <w:p>
       <w:pPr>
@@ -9598,11 +9615,11 @@
       <w:pPr>
         <w:pStyle w:val="Heading1"/>
       </w:pPr>
-      <w:bookmarkStart w:id="43" w:name="_ad61382512a69fb2431cb9ccd9664860b940cd1"/>
+      <w:bookmarkStart w:id="44" w:name="_ad61382512a69fb2431cb9ccd9664860b940cd1"/>
       <w:r>
         <w:t xml:space="preserve">Statements and declarations</w:t>
       </w:r>
-      <w:bookmarkEnd w:id="43"/>
+      <w:bookmarkEnd w:id="44"/>
     </w:p>
     <w:p>
       <w:pPr>
@@ -9714,7 +9731,21 @@
         <w:t xml:space="preserve">PROTOCOL.md</w:t>
       </w:r>
       <w:r>
-        <w:t xml:space="preserve">, with commit history) and results: https://github.com/olegtropinin/faers-ototoxicity.</w:t>
+        <w:t xml:space="preserve">, with commit history) and results: https://github.com/olegtropinin/faers-ototoxicity, archived at Zenodo,</w:t>
+      </w:r>
+      <w:r>
+        <w:t xml:space="preserve"> </w:t>
+      </w:r>
+      <w:hyperlink r:id="rId45">
+        <w:r>
+          <w:rPr>
+            <w:rStyle w:val="Hyperlink"/>
+          </w:rPr>
+          <w:t xml:space="preserve">doi:10.5281/zenodo.23659658</w:t>
+        </w:r>
+      </w:hyperlink>
+      <w:r>
+        <w:t xml:space="preserve">.</w:t>
       </w:r>
       <w:r>
         <w:t xml:space="preserve"> </w:t>
@@ -9739,8 +9770,8 @@
         <w:t xml:space="preserve">the manuscript.</w:t>
       </w:r>
     </w:p>
-    <w:bookmarkStart w:id="104" w:name="_refs"/>
-    <w:bookmarkStart w:id="45" w:name="_84053f0725d171dd2bc6aa3b5185bf9f8bf2c68"/>
+    <w:bookmarkStart w:id="106" w:name="_refs"/>
+    <w:bookmarkStart w:id="47" w:name="_84053f0725d171dd2bc6aa3b5185bf9f8bf2c68"/>
     <w:p>
       <w:pPr>
         <w:pStyle w:val="Bibliography"/>
@@ -9751,7 +9782,7 @@
       <w:r>
         <w:t xml:space="preserve"> </w:t>
       </w:r>
-      <w:hyperlink r:id="rId44">
+      <w:hyperlink r:id="rId46">
         <w:r>
           <w:rPr>
             <w:rStyle w:val="Hyperlink"/>
@@ -9760,8 +9791,8 @@
         </w:r>
       </w:hyperlink>
     </w:p>
-    <w:bookmarkEnd w:id="45"/>
-    <w:bookmarkStart w:id="47" w:name="_f2412834f251eb0b10932731b4312628329fafd"/>
+    <w:bookmarkEnd w:id="47"/>
+    <w:bookmarkStart w:id="49" w:name="_f2412834f251eb0b10932731b4312628329fafd"/>
     <w:p>
       <w:pPr>
         <w:pStyle w:val="Bibliography"/>
@@ -9784,7 +9815,7 @@
       <w:r>
         <w:t xml:space="preserve"> </w:t>
       </w:r>
-      <w:hyperlink r:id="rId46">
+      <w:hyperlink r:id="rId48">
         <w:r>
           <w:rPr>
             <w:rStyle w:val="Hyperlink"/>
@@ -9793,8 +9824,8 @@
         </w:r>
       </w:hyperlink>
     </w:p>
-    <w:bookmarkEnd w:id="47"/>
-    <w:bookmarkStart w:id="49" w:name="_3eb866cd3c340b8a7cc3047c7dc913646a996ac"/>
+    <w:bookmarkEnd w:id="49"/>
+    <w:bookmarkStart w:id="51" w:name="_3eb866cd3c340b8a7cc3047c7dc913646a996ac"/>
     <w:p>
       <w:pPr>
         <w:pStyle w:val="Bibliography"/>
@@ -9817,7 +9848,7 @@
       <w:r>
         <w:t xml:space="preserve"> </w:t>
       </w:r>
-      <w:hyperlink r:id="rId48">
+      <w:hyperlink r:id="rId50">
         <w:r>
           <w:rPr>
             <w:rStyle w:val="Hyperlink"/>
@@ -9826,8 +9857,8 @@
         </w:r>
       </w:hyperlink>
     </w:p>
-    <w:bookmarkEnd w:id="49"/>
-    <w:bookmarkStart w:id="51" w:name="_e2e05a58396f1267f3a8bb361b05839586b2d9d"/>
+    <w:bookmarkEnd w:id="51"/>
+    <w:bookmarkStart w:id="53" w:name="_e2e05a58396f1267f3a8bb361b05839586b2d9d"/>
     <w:p>
       <w:pPr>
         <w:pStyle w:val="Bibliography"/>
@@ -9850,7 +9881,7 @@
       <w:r>
         <w:t xml:space="preserve"> </w:t>
       </w:r>
-      <w:hyperlink r:id="rId50">
+      <w:hyperlink r:id="rId52">
         <w:r>
           <w:rPr>
             <w:rStyle w:val="Hyperlink"/>
@@ -9859,8 +9890,8 @@
         </w:r>
       </w:hyperlink>
     </w:p>
-    <w:bookmarkEnd w:id="51"/>
-    <w:bookmarkStart w:id="53" w:name="_88f7dc7fc14cc2a7b84eb40d084bccb766b7bc4"/>
+    <w:bookmarkEnd w:id="53"/>
+    <w:bookmarkStart w:id="55" w:name="_88f7dc7fc14cc2a7b84eb40d084bccb766b7bc4"/>
     <w:p>
       <w:pPr>
         <w:pStyle w:val="Bibliography"/>
@@ -9871,7 +9902,7 @@
       <w:r>
         <w:t xml:space="preserve"> </w:t>
       </w:r>
-      <w:hyperlink r:id="rId52">
+      <w:hyperlink r:id="rId54">
         <w:r>
           <w:rPr>
             <w:rStyle w:val="Hyperlink"/>
@@ -9880,8 +9911,8 @@
         </w:r>
       </w:hyperlink>
     </w:p>
-    <w:bookmarkEnd w:id="53"/>
-    <w:bookmarkStart w:id="55" w:name="_8ec3fe18376330511ec4a1748c7d82a65e4d7cd"/>
+    <w:bookmarkEnd w:id="55"/>
+    <w:bookmarkStart w:id="57" w:name="_8ec3fe18376330511ec4a1748c7d82a65e4d7cd"/>
     <w:p>
       <w:pPr>
         <w:pStyle w:val="Bibliography"/>
@@ -9904,7 +9935,7 @@
       <w:r>
         <w:t xml:space="preserve"> </w:t>
       </w:r>
-      <w:hyperlink r:id="rId54">
+      <w:hyperlink r:id="rId56">
         <w:r>
           <w:rPr>
             <w:rStyle w:val="Hyperlink"/>
@@ -9913,8 +9944,8 @@
         </w:r>
       </w:hyperlink>
     </w:p>
-    <w:bookmarkEnd w:id="55"/>
-    <w:bookmarkStart w:id="57" w:name="_0a60b1061f8d153449c03a179ab59c7d23acda7"/>
+    <w:bookmarkEnd w:id="57"/>
+    <w:bookmarkStart w:id="59" w:name="_0a60b1061f8d153449c03a179ab59c7d23acda7"/>
     <w:p>
       <w:pPr>
         <w:pStyle w:val="Bibliography"/>
@@ -9925,7 +9956,7 @@
       <w:r>
         <w:t xml:space="preserve"> </w:t>
       </w:r>
-      <w:hyperlink r:id="rId56">
+      <w:hyperlink r:id="rId58">
         <w:r>
           <w:rPr>
             <w:rStyle w:val="Hyperlink"/>
@@ -9934,8 +9965,8 @@
         </w:r>
       </w:hyperlink>
     </w:p>
-    <w:bookmarkEnd w:id="57"/>
-    <w:bookmarkStart w:id="59" w:name="_69fa3dc26f2fdd40a036509209653835fb61d11"/>
+    <w:bookmarkEnd w:id="59"/>
+    <w:bookmarkStart w:id="61" w:name="_69fa3dc26f2fdd40a036509209653835fb61d11"/>
     <w:p>
       <w:pPr>
         <w:pStyle w:val="Bibliography"/>
@@ -9958,7 +9989,7 @@
       <w:r>
         <w:t xml:space="preserve"> </w:t>
       </w:r>
-      <w:hyperlink r:id="rId58">
+      <w:hyperlink r:id="rId60">
         <w:r>
           <w:rPr>
             <w:rStyle w:val="Hyperlink"/>
@@ -9967,8 +9998,8 @@
         </w:r>
       </w:hyperlink>
     </w:p>
-    <w:bookmarkEnd w:id="59"/>
-    <w:bookmarkStart w:id="61" w:name="_664899e492519927cc0d763fbc72de5b92fe8d8"/>
+    <w:bookmarkEnd w:id="61"/>
+    <w:bookmarkStart w:id="63" w:name="_664899e492519927cc0d763fbc72de5b92fe8d8"/>
     <w:p>
       <w:pPr>
         <w:pStyle w:val="Bibliography"/>
@@ -9979,7 +10010,7 @@
       <w:r>
         <w:t xml:space="preserve"> </w:t>
       </w:r>
-      <w:hyperlink r:id="rId60">
+      <w:hyperlink r:id="rId62">
         <w:r>
           <w:rPr>
             <w:rStyle w:val="Hyperlink"/>
@@ -9988,8 +10019,8 @@
         </w:r>
       </w:hyperlink>
     </w:p>
-    <w:bookmarkEnd w:id="61"/>
-    <w:bookmarkStart w:id="63" w:name="_8d81a666dfc299bd8bc423508f420ac56bdaf57"/>
+    <w:bookmarkEnd w:id="63"/>
+    <w:bookmarkStart w:id="65" w:name="_8d81a666dfc299bd8bc423508f420ac56bdaf57"/>
     <w:p>
       <w:pPr>
         <w:pStyle w:val="Bibliography"/>
@@ -10009,7 +10040,7 @@
       <w:r>
         <w:t xml:space="preserve"> </w:t>
       </w:r>
-      <w:hyperlink r:id="rId62">
+      <w:hyperlink r:id="rId64">
         <w:r>
           <w:rPr>
             <w:rStyle w:val="Hyperlink"/>
@@ -10018,8 +10049,8 @@
         </w:r>
       </w:hyperlink>
     </w:p>
-    <w:bookmarkEnd w:id="63"/>
-    <w:bookmarkStart w:id="65" w:name="_e7aa4f7e3356611d3b2d5bfbd0b5df916e0cc07"/>
+    <w:bookmarkEnd w:id="65"/>
+    <w:bookmarkStart w:id="67" w:name="_e7aa4f7e3356611d3b2d5bfbd0b5df916e0cc07"/>
     <w:p>
       <w:pPr>
         <w:pStyle w:val="Bibliography"/>
@@ -10042,7 +10073,7 @@
       <w:r>
         <w:t xml:space="preserve"> </w:t>
       </w:r>
-      <w:hyperlink r:id="rId64">
+      <w:hyperlink r:id="rId66">
         <w:r>
           <w:rPr>
             <w:rStyle w:val="Hyperlink"/>
@@ -10051,8 +10082,8 @@
         </w:r>
       </w:hyperlink>
     </w:p>
-    <w:bookmarkEnd w:id="65"/>
-    <w:bookmarkStart w:id="67" w:name="_1ba1f77df109cdb4592a0c39a707f0ba8ca6100"/>
+    <w:bookmarkEnd w:id="67"/>
+    <w:bookmarkStart w:id="69" w:name="_1ba1f77df109cdb4592a0c39a707f0ba8ca6100"/>
     <w:p>
       <w:pPr>
         <w:pStyle w:val="Bibliography"/>
@@ -10069,7 +10100,7 @@
       <w:r>
         <w:t xml:space="preserve"> </w:t>
       </w:r>
-      <w:hyperlink r:id="rId66">
+      <w:hyperlink r:id="rId68">
         <w:r>
           <w:rPr>
             <w:rStyle w:val="Hyperlink"/>
@@ -10078,8 +10109,8 @@
         </w:r>
       </w:hyperlink>
     </w:p>
-    <w:bookmarkEnd w:id="67"/>
-    <w:bookmarkStart w:id="69" w:name="_03b309150ebc524c2a2aa50e5a68757073c3c32"/>
+    <w:bookmarkEnd w:id="69"/>
+    <w:bookmarkStart w:id="71" w:name="_03b309150ebc524c2a2aa50e5a68757073c3c32"/>
     <w:p>
       <w:pPr>
         <w:pStyle w:val="Bibliography"/>
@@ -10138,7 +10169,7 @@
       <w:r>
         <w:t xml:space="preserve"> </w:t>
       </w:r>
-      <w:hyperlink r:id="rId68">
+      <w:hyperlink r:id="rId70">
         <w:r>
           <w:rPr>
             <w:rStyle w:val="Hyperlink"/>
@@ -10147,8 +10178,8 @@
         </w:r>
       </w:hyperlink>
     </w:p>
-    <w:bookmarkEnd w:id="69"/>
-    <w:bookmarkStart w:id="71" w:name="_a1e57bb27bf8d4e7b732f7b1344e148cb46eaa9"/>
+    <w:bookmarkEnd w:id="71"/>
+    <w:bookmarkStart w:id="73" w:name="_a1e57bb27bf8d4e7b732f7b1344e148cb46eaa9"/>
     <w:p>
       <w:pPr>
         <w:pStyle w:val="Bibliography"/>
@@ -10177,7 +10208,7 @@
       <w:r>
         <w:t xml:space="preserve"> </w:t>
       </w:r>
-      <w:hyperlink r:id="rId70">
+      <w:hyperlink r:id="rId72">
         <w:r>
           <w:rPr>
             <w:rStyle w:val="Hyperlink"/>
@@ -10186,8 +10217,8 @@
         </w:r>
       </w:hyperlink>
     </w:p>
-    <w:bookmarkEnd w:id="71"/>
-    <w:bookmarkStart w:id="73" w:name="_cae824e968acfc38e5471fd41568740ceded7c7"/>
+    <w:bookmarkEnd w:id="73"/>
+    <w:bookmarkStart w:id="75" w:name="_cae824e968acfc38e5471fd41568740ceded7c7"/>
     <w:p>
       <w:pPr>
         <w:pStyle w:val="Bibliography"/>
@@ -10198,7 +10229,7 @@
       <w:r>
         <w:t xml:space="preserve"> </w:t>
       </w:r>
-      <w:hyperlink r:id="rId72">
+      <w:hyperlink r:id="rId74">
         <w:r>
           <w:rPr>
             <w:rStyle w:val="Hyperlink"/>
@@ -10207,8 +10238,8 @@
         </w:r>
       </w:hyperlink>
     </w:p>
-    <w:bookmarkEnd w:id="73"/>
-    <w:bookmarkStart w:id="75" w:name="_9bed9da9f5b8220827df58fa5bf65f545c7cff3"/>
+    <w:bookmarkEnd w:id="75"/>
+    <w:bookmarkStart w:id="77" w:name="_9bed9da9f5b8220827df58fa5bf65f545c7cff3"/>
     <w:p>
       <w:pPr>
         <w:pStyle w:val="Bibliography"/>
@@ -10219,7 +10250,7 @@
       <w:r>
         <w:t xml:space="preserve"> </w:t>
       </w:r>
-      <w:hyperlink r:id="rId74">
+      <w:hyperlink r:id="rId76">
         <w:r>
           <w:rPr>
             <w:rStyle w:val="Hyperlink"/>
@@ -10228,8 +10259,8 @@
         </w:r>
       </w:hyperlink>
     </w:p>
-    <w:bookmarkEnd w:id="75"/>
-    <w:bookmarkStart w:id="77" w:name="_d84d6fe33642d5bd1a08514c14a1f98951f6a3d"/>
+    <w:bookmarkEnd w:id="77"/>
+    <w:bookmarkStart w:id="79" w:name="_d84d6fe33642d5bd1a08514c14a1f98951f6a3d"/>
     <w:p>
       <w:pPr>
         <w:pStyle w:val="Bibliography"/>
@@ -10252,7 +10283,7 @@
       <w:r>
         <w:t xml:space="preserve"> </w:t>
       </w:r>
-      <w:hyperlink r:id="rId76">
+      <w:hyperlink r:id="rId78">
         <w:r>
           <w:rPr>
             <w:rStyle w:val="Hyperlink"/>
@@ -10261,8 +10292,8 @@
         </w:r>
       </w:hyperlink>
     </w:p>
-    <w:bookmarkEnd w:id="77"/>
-    <w:bookmarkStart w:id="79" w:name="_691b3d7ec207e6f1ffe01af53ad3661a36dd4eb"/>
+    <w:bookmarkEnd w:id="79"/>
+    <w:bookmarkStart w:id="81" w:name="_691b3d7ec207e6f1ffe01af53ad3661a36dd4eb"/>
     <w:p>
       <w:pPr>
         <w:pStyle w:val="Bibliography"/>
@@ -10273,7 +10304,7 @@
       <w:r>
         <w:t xml:space="preserve"> </w:t>
       </w:r>
-      <w:hyperlink r:id="rId78">
+      <w:hyperlink r:id="rId80">
         <w:r>
           <w:rPr>
             <w:rStyle w:val="Hyperlink"/>
@@ -10282,8 +10313,8 @@
         </w:r>
       </w:hyperlink>
     </w:p>
-    <w:bookmarkEnd w:id="79"/>
-    <w:bookmarkStart w:id="81" w:name="_fc93fbc434fdbfcd6db9f2578266aa3fe63fa92"/>
+    <w:bookmarkEnd w:id="81"/>
+    <w:bookmarkStart w:id="83" w:name="_fc93fbc434fdbfcd6db9f2578266aa3fe63fa92"/>
     <w:p>
       <w:pPr>
         <w:pStyle w:val="Bibliography"/>
@@ -10306,7 +10337,7 @@
       <w:r>
         <w:t xml:space="preserve"> </w:t>
       </w:r>
-      <w:hyperlink r:id="rId80">
+      <w:hyperlink r:id="rId82">
         <w:r>
           <w:rPr>
             <w:rStyle w:val="Hyperlink"/>
@@ -10315,8 +10346,8 @@
         </w:r>
       </w:hyperlink>
     </w:p>
-    <w:bookmarkEnd w:id="81"/>
-    <w:bookmarkStart w:id="83" w:name="_df40665c7477147b950e0d0518f5ab718df28b8"/>
+    <w:bookmarkEnd w:id="83"/>
+    <w:bookmarkStart w:id="85" w:name="_df40665c7477147b950e0d0518f5ab718df28b8"/>
     <w:p>
       <w:pPr>
         <w:pStyle w:val="Bibliography"/>
@@ -10327,7 +10358,7 @@
       <w:r>
         <w:t xml:space="preserve"> </w:t>
       </w:r>
-      <w:hyperlink r:id="rId82">
+      <w:hyperlink r:id="rId84">
         <w:r>
           <w:rPr>
             <w:rStyle w:val="Hyperlink"/>
@@ -10336,8 +10367,8 @@
         </w:r>
       </w:hyperlink>
     </w:p>
-    <w:bookmarkEnd w:id="83"/>
-    <w:bookmarkStart w:id="85" w:name="_d594fe5367581dab5c74dfb3d0f9bf83a5cc680"/>
+    <w:bookmarkEnd w:id="85"/>
+    <w:bookmarkStart w:id="87" w:name="_d594fe5367581dab5c74dfb3d0f9bf83a5cc680"/>
     <w:p>
       <w:pPr>
         <w:pStyle w:val="Bibliography"/>
@@ -10348,7 +10379,7 @@
       <w:r>
         <w:t xml:space="preserve"> </w:t>
       </w:r>
-      <w:hyperlink r:id="rId84">
+      <w:hyperlink r:id="rId86">
         <w:r>
           <w:rPr>
             <w:rStyle w:val="Hyperlink"/>
@@ -10357,8 +10388,8 @@
         </w:r>
       </w:hyperlink>
     </w:p>
-    <w:bookmarkEnd w:id="85"/>
-    <w:bookmarkStart w:id="87" w:name="_3c93df4fc630a9aa327393a0beb1f343989d0b0"/>
+    <w:bookmarkEnd w:id="87"/>
+    <w:bookmarkStart w:id="89" w:name="_3c93df4fc630a9aa327393a0beb1f343989d0b0"/>
     <w:p>
       <w:pPr>
         <w:pStyle w:val="Bibliography"/>
@@ -10381,7 +10412,7 @@
       <w:r>
         <w:t xml:space="preserve"> </w:t>
       </w:r>
-      <w:hyperlink r:id="rId86">
+      <w:hyperlink r:id="rId88">
         <w:r>
           <w:rPr>
             <w:rStyle w:val="Hyperlink"/>
@@ -10390,8 +10421,8 @@
         </w:r>
       </w:hyperlink>
     </w:p>
-    <w:bookmarkEnd w:id="87"/>
-    <w:bookmarkStart w:id="89" w:name="_001e733a8805c7c6795b5be30f8bf7a29c73565"/>
+    <w:bookmarkEnd w:id="89"/>
+    <w:bookmarkStart w:id="91" w:name="_001e733a8805c7c6795b5be30f8bf7a29c73565"/>
     <w:p>
       <w:pPr>
         <w:pStyle w:val="Bibliography"/>
@@ -10414,7 +10445,7 @@
       <w:r>
         <w:t xml:space="preserve"> </w:t>
       </w:r>
-      <w:hyperlink r:id="rId88">
+      <w:hyperlink r:id="rId90">
         <w:r>
           <w:rPr>
             <w:rStyle w:val="Hyperlink"/>
@@ -10423,8 +10454,8 @@
         </w:r>
       </w:hyperlink>
     </w:p>
-    <w:bookmarkEnd w:id="89"/>
-    <w:bookmarkStart w:id="91" w:name="_95a7f6a093e38266fec8ea1947aabbcb850bd47"/>
+    <w:bookmarkEnd w:id="91"/>
+    <w:bookmarkStart w:id="93" w:name="_95a7f6a093e38266fec8ea1947aabbcb850bd47"/>
     <w:p>
       <w:pPr>
         <w:pStyle w:val="Bibliography"/>
@@ -10447,7 +10478,7 @@
       <w:r>
         <w:t xml:space="preserve"> </w:t>
       </w:r>
-      <w:hyperlink r:id="rId90">
+      <w:hyperlink r:id="rId92">
         <w:r>
           <w:rPr>
             <w:rStyle w:val="Hyperlink"/>
@@ -10456,8 +10487,8 @@
         </w:r>
       </w:hyperlink>
     </w:p>
-    <w:bookmarkEnd w:id="91"/>
-    <w:bookmarkStart w:id="93" w:name="_90035051e9cb6e0d4a9b4d996a14af53650eae4"/>
+    <w:bookmarkEnd w:id="93"/>
+    <w:bookmarkStart w:id="95" w:name="_90035051e9cb6e0d4a9b4d996a14af53650eae4"/>
     <w:p>
       <w:pPr>
         <w:pStyle w:val="Bibliography"/>
@@ -10468,7 +10499,7 @@
       <w:r>
         <w:t xml:space="preserve"> </w:t>
       </w:r>
-      <w:hyperlink r:id="rId92">
+      <w:hyperlink r:id="rId94">
         <w:r>
           <w:rPr>
             <w:rStyle w:val="Hyperlink"/>
@@ -10477,8 +10508,8 @@
         </w:r>
       </w:hyperlink>
     </w:p>
-    <w:bookmarkEnd w:id="93"/>
-    <w:bookmarkStart w:id="95" w:name="_22b8669257583e60fc4613cd9bf0682ec3fbb25"/>
+    <w:bookmarkEnd w:id="95"/>
+    <w:bookmarkStart w:id="97" w:name="_22b8669257583e60fc4613cd9bf0682ec3fbb25"/>
     <w:p>
       <w:pPr>
         <w:pStyle w:val="Bibliography"/>
@@ -10489,7 +10520,7 @@
       <w:r>
         <w:t xml:space="preserve"> </w:t>
       </w:r>
-      <w:hyperlink r:id="rId94">
+      <w:hyperlink r:id="rId96">
         <w:r>
           <w:rPr>
             <w:rStyle w:val="Hyperlink"/>
@@ -10498,8 +10529,8 @@
         </w:r>
       </w:hyperlink>
     </w:p>
-    <w:bookmarkEnd w:id="95"/>
-    <w:bookmarkStart w:id="97" w:name="_a75653ffaf987313fa99474d7ab4895d708e5a4"/>
+    <w:bookmarkEnd w:id="97"/>
+    <w:bookmarkStart w:id="99" w:name="_a75653ffaf987313fa99474d7ab4895d708e5a4"/>
     <w:p>
       <w:pPr>
         <w:pStyle w:val="Bibliography"/>
@@ -10510,7 +10541,7 @@
       <w:r>
         <w:t xml:space="preserve"> </w:t>
       </w:r>
-      <w:hyperlink r:id="rId96">
+      <w:hyperlink r:id="rId98">
         <w:r>
           <w:rPr>
             <w:rStyle w:val="Hyperlink"/>
@@ -10519,8 +10550,8 @@
         </w:r>
       </w:hyperlink>
     </w:p>
-    <w:bookmarkEnd w:id="97"/>
-    <w:bookmarkStart w:id="99" w:name="_11593371a69f66357e86220b227297cc20dc733"/>
+    <w:bookmarkEnd w:id="99"/>
+    <w:bookmarkStart w:id="101" w:name="_11593371a69f66357e86220b227297cc20dc733"/>
     <w:p>
       <w:pPr>
         <w:pStyle w:val="Bibliography"/>
@@ -10543,7 +10574,7 @@
       <w:r>
         <w:t xml:space="preserve"> </w:t>
       </w:r>
-      <w:hyperlink r:id="rId98">
+      <w:hyperlink r:id="rId100">
         <w:r>
           <w:rPr>
             <w:rStyle w:val="Hyperlink"/>
@@ -10552,8 +10583,8 @@
         </w:r>
       </w:hyperlink>
     </w:p>
-    <w:bookmarkEnd w:id="99"/>
-    <w:bookmarkStart w:id="101" w:name="_1994c31b65db315423021af066b563f5c10707d"/>
+    <w:bookmarkEnd w:id="101"/>
+    <w:bookmarkStart w:id="103" w:name="_1994c31b65db315423021af066b563f5c10707d"/>
     <w:p>
       <w:pPr>
         <w:pStyle w:val="Bibliography"/>
@@ -10576,7 +10607,7 @@
       <w:r>
         <w:t xml:space="preserve"> </w:t>
       </w:r>
-      <w:hyperlink r:id="rId100">
+      <w:hyperlink r:id="rId102">
         <w:r>
           <w:rPr>
             <w:rStyle w:val="Hyperlink"/>
@@ -10585,8 +10616,8 @@
         </w:r>
       </w:hyperlink>
     </w:p>
-    <w:bookmarkEnd w:id="101"/>
-    <w:bookmarkStart w:id="103" w:name="_816983a1b4f88f3b0231ac3f28316885953f087"/>
+    <w:bookmarkEnd w:id="103"/>
+    <w:bookmarkStart w:id="105" w:name="_816983a1b4f88f3b0231ac3f28316885953f087"/>
     <w:p>
       <w:pPr>
         <w:pStyle w:val="Bibliography"/>
@@ -10597,7 +10628,7 @@
       <w:r>
         <w:t xml:space="preserve"> </w:t>
       </w:r>
-      <w:hyperlink r:id="rId102">
+      <w:hyperlink r:id="rId104">
         <w:r>
           <w:rPr>
             <w:rStyle w:val="Hyperlink"/>
@@ -10606,8 +10637,8 @@
         </w:r>
       </w:hyperlink>
     </w:p>
-    <w:bookmarkEnd w:id="103"/>
-    <w:bookmarkEnd w:id="104"/>
+    <w:bookmarkEnd w:id="105"/>
+    <w:bookmarkEnd w:id="106"/>
     <w:sectPr>
       <w:footnotePr>
         <w:numRestart w:val="eachSect"/>

--- a/submission/drug_safety/Manuscript.docx
+++ b/submission/drug_safety/Manuscript.docx
@@ -79,7 +79,7 @@
         <w:t xml:space="preserve"> </w:t>
       </w:r>
       <w:r>
-        <w:t xml:space="preserve">Recent disproportionality analyses of the US Food and Drug Administration Adverse Event</w:t>
+        <w:t xml:space="preserve">Recent analyses of the US Food and Drug Administration Adverse Event</w:t>
       </w:r>
       <w:r>
         <w:t xml:space="preserve"> </w:t>
@@ -194,25 +194,19 @@
         <w:t xml:space="preserve"> </w:t>
       </w:r>
       <w:r>
-        <w:t xml:space="preserve">Adjustment changed the hearing-loss signal list (300 crude, 310</w:t>
-      </w:r>
-      <w:r>
-        <w:t xml:space="preserve"> </w:t>
-      </w:r>
-      <w:r>
-        <w:t xml:space="preserve">adjusted, 63 lost) but not agreement with labels (AUC 0.718 vs</w:t>
-      </w:r>
-      <w:r>
-        <w:t xml:space="preserve"> </w:t>
-      </w:r>
-      <w:r>
-        <w:t xml:space="preserve">0.723). Unlabelled signals replicated in Canada more often than background but less often than</w:t>
-      </w:r>
-      <w:r>
-        <w:t xml:space="preserve"> </w:t>
-      </w:r>
-      <w:r>
-        <w:t xml:space="preserve">labelled ones; power-calibrated (post hoc), labelled signals replicated as predicted (observed/expected</w:t>
+        <w:t xml:space="preserve">Adjustment changed the hearing-loss signal list (63 of</w:t>
+      </w:r>
+      <w:r>
+        <w:t xml:space="preserve"> </w:t>
+      </w:r>
+      <w:r>
+        <w:t xml:space="preserve">300 crude signals lost) but not agreement with labels (AUC, crude vs adjusted lower bound:</w:t>
+      </w:r>
+      <w:r>
+        <w:t xml:space="preserve"> </w:t>
+      </w:r>
+      <w:r>
+        <w:t xml:space="preserve">0.718 vs 0.723). Unlabelled signals replicated in Canada more than background but less than labelled ones; power-calibrated (post hoc), labelled signals replicated as predicted (observed/expected</w:t>
       </w:r>
       <w:r>
         <w:t xml:space="preserve"> </w:t>
@@ -272,7 +266,7 @@
         <w:t xml:space="preserve"> </w:t>
       </w:r>
       <w:r>
-        <w:t xml:space="preserve">review. These findings are hypothesis-generating; cross-database replication needs adjusted estimates and explicit</w:t>
+        <w:t xml:space="preserve">review. Findings are hypothesis-generating; cross-database replication needs adjusted estimates and explicit</w:t>
       </w:r>
       <w:r>
         <w:t xml:space="preserve"> </w:t>
@@ -664,7 +658,19 @@
         <w:t xml:space="preserve"> </w:t>
       </w:r>
       <w:r>
-        <w:t xml:space="preserve">computed; it is time-stamped, not registered with a third party; every later change is dated and</w:t>
+        <w:t xml:space="preserve">computed (the first disproportionality estimates were produced at 02:47–02:49 the same night, after only data preparation,</w:t>
+      </w:r>
+      <w:r>
+        <w:t xml:space="preserve"> </w:t>
+      </w:r>
+      <w:r>
+        <w:t xml:space="preserve">construction of the label reference set and tests on simulated data); it is time-stamped in a repository controlled by the</w:t>
+      </w:r>
+      <w:r>
+        <w:t xml:space="preserve"> </w:t>
+      </w:r>
+      <w:r>
+        <w:t xml:space="preserve">author, not registered with a third party; every later change is dated and</w:t>
       </w:r>
       <w:r>
         <w:t xml:space="preserve"> </w:t>

--- a/submission/drug_safety/Manuscript.docx
+++ b/submission/drug_safety/Manuscript.docx
@@ -194,19 +194,25 @@
         <w:t xml:space="preserve"> </w:t>
       </w:r>
       <w:r>
-        <w:t xml:space="preserve">Adjustment changed the hearing-loss signal list (63 of</w:t>
-      </w:r>
-      <w:r>
-        <w:t xml:space="preserve"> </w:t>
-      </w:r>
-      <w:r>
-        <w:t xml:space="preserve">300 crude signals lost) but not agreement with labels (AUC, crude vs adjusted lower bound:</w:t>
-      </w:r>
-      <w:r>
-        <w:t xml:space="preserve"> </w:t>
-      </w:r>
-      <w:r>
-        <w:t xml:space="preserve">0.718 vs 0.723). Unlabelled signals replicated in Canada more than background but less than labelled ones; power-calibrated (post hoc), labelled signals replicated as predicted (observed/expected</w:t>
+        <w:t xml:space="preserve">Adjustment substantially changed the hearing-loss signal list</w:t>
+      </w:r>
+      <w:r>
+        <w:t xml:space="preserve"> </w:t>
+      </w:r>
+      <w:r>
+        <w:t xml:space="preserve">(63 of 300 crude signals lost, 73 gained) but not agreement</w:t>
+      </w:r>
+      <w:r>
+        <w:t xml:space="preserve"> </w:t>
+      </w:r>
+      <w:r>
+        <w:t xml:space="preserve">with labels (AUC, crude vs adjusted lower bound: 0.718 vs</w:t>
+      </w:r>
+      <w:r>
+        <w:t xml:space="preserve"> </w:t>
+      </w:r>
+      <w:r>
+        <w:t xml:space="preserve">0.723). Unlabelled signals replicated in Canada more than background but less than labelled ones; power-calibrated (post hoc), labelled signals replicated as predicted (observed/expected</w:t>
       </w:r>
       <w:r>
         <w:t xml:space="preserve"> </w:t>
@@ -242,7 +248,7 @@
         <w:t xml:space="preserve"> </w:t>
       </w:r>
       <w:r>
-        <w:t xml:space="preserve">alternative choices), led by pregabalin.</w:t>
+        <w:t xml:space="preserve">alternative choices).</w:t>
       </w:r>
     </w:p>
     <w:p>
@@ -342,7 +348,7 @@
         <w:t xml:space="preserve"> </w:t>
       </w:r>
       <w:r>
-        <w:t xml:space="preserve">remained, led by pregabalin; they are hypotheses for exposure-based studies.</w:t>
+        <w:t xml:space="preserve">remained; they are hypotheses for exposure-based studies, not established adverse effects.</w:t>
       </w:r>
     </w:p>
     <w:p>
@@ -360,19 +366,13 @@
         <w:pStyle w:val="FirstParagraph"/>
       </w:pPr>
       <w:r>
-        <w:t xml:space="preserve">Drug-induced hearing loss ranges from reversible (salicylates, loop diuretics, quinine, macrolides) to permanent</w:t>
-      </w:r>
-      <w:r>
-        <w:t xml:space="preserve"> </w:t>
-      </w:r>
-      <w:r>
-        <w:t xml:space="preserve">(aminoglycosides, platinum agents), and the classical ototoxic drug classes were identified mainly through clinical</w:t>
-      </w:r>
-      <w:r>
-        <w:t xml:space="preserve"> </w:t>
-      </w:r>
-      <w:r>
-        <w:t xml:space="preserve">observation and case series</w:t>
+        <w:t xml:space="preserve">The classical ototoxic drugs—aminoglycosides, platinum agents, loop diuretics, quinine, salicylates—were identified</w:t>
+      </w:r>
+      <w:r>
+        <w:t xml:space="preserve"> </w:t>
+      </w:r>
+      <w:r>
+        <w:t xml:space="preserve">mainly through clinical observation and case series</w:t>
       </w:r>
       <w:r>
         <w:t xml:space="preserve"> </w:t>
@@ -381,19 +381,19 @@
         <w:t xml:space="preserve">[1]</w:t>
       </w:r>
       <w:r>
-        <w:t xml:space="preserve">. For newer drugs, post-marketing spontaneous reports</w:t>
-      </w:r>
-      <w:r>
-        <w:t xml:space="preserve"> </w:t>
-      </w:r>
-      <w:r>
-        <w:t xml:space="preserve">are often the first source of evidence, and recent studies have screened the FDA Adverse Event Reporting System (FAERS)</w:t>
-      </w:r>
-      <w:r>
-        <w:t xml:space="preserve"> </w:t>
-      </w:r>
-      <w:r>
-        <w:t xml:space="preserve">across all drugs for hearing-loss signals</w:t>
+        <w:t xml:space="preserve">. For newer drugs, spontaneous reports are often the</w:t>
+      </w:r>
+      <w:r>
+        <w:t xml:space="preserve"> </w:t>
+      </w:r>
+      <w:r>
+        <w:t xml:space="preserve">first evidence, and recent studies have screened the FDA Adverse Event Reporting System (FAERS) across all drugs for</w:t>
+      </w:r>
+      <w:r>
+        <w:t xml:space="preserve"> </w:t>
+      </w:r>
+      <w:r>
+        <w:t xml:space="preserve">hearing-loss signals</w:t>
       </w:r>
       <w:r>
         <w:t xml:space="preserve"> </w:t>
@@ -414,13 +414,13 @@
         <w:t xml:space="preserve">[5,6]</w:t>
       </w:r>
       <w:r>
-        <w:t xml:space="preserve">;</w:t>
-      </w:r>
-      <w:r>
-        <w:t xml:space="preserve"> </w:t>
-      </w:r>
-      <w:r>
-        <w:t xml:space="preserve">national databases in Japan and France have been used for the same purpose</w:t>
+        <w:t xml:space="preserve">, as have national</w:t>
+      </w:r>
+      <w:r>
+        <w:t xml:space="preserve"> </w:t>
+      </w:r>
+      <w:r>
+        <w:t xml:space="preserve">databases in Japan and France</w:t>
       </w:r>
       <w:r>
         <w:t xml:space="preserve"> </w:t>
@@ -429,7 +429,13 @@
         <w:t xml:space="preserve">[7,8]</w:t>
       </w:r>
       <w:r>
-        <w:t xml:space="preserve">.</w:t>
+        <w:t xml:space="preserve">. These screens identify many unlabelled signals, but few</w:t>
+      </w:r>
+      <w:r>
+        <w:t xml:space="preserve"> </w:t>
+      </w:r>
+      <w:r>
+        <w:t xml:space="preserve">evaluate whether those signals survive adjustment and independent replication.</w:t>
       </w:r>
     </w:p>
     <w:p>
@@ -443,13 +449,13 @@
         <w:t xml:space="preserve"> </w:t>
       </w:r>
       <w:r>
-        <w:t xml:space="preserve">label. In this setting crude disproportionality is open to biases specific to hearing outcomes. Corticosteroids,</w:t>
-      </w:r>
-      <w:r>
-        <w:t xml:space="preserve"> </w:t>
-      </w:r>
-      <w:r>
-        <w:t xml:space="preserve">vasodilators and antivirals are prescribed</w:t>
+        <w:t xml:space="preserve">label. This design is open to biases specific to hearing outcomes. Corticosteroids, vasodilators and antivirals are</w:t>
+      </w:r>
+      <w:r>
+        <w:t xml:space="preserve"> </w:t>
+      </w:r>
+      <w:r>
+        <w:t xml:space="preserve">prescribed</w:t>
       </w:r>
       <w:r>
         <w:t xml:space="preserve"> </w:t>
@@ -465,43 +471,25 @@
         <w:t xml:space="preserve"> </w:t>
       </w:r>
       <w:r>
-        <w:t xml:space="preserve">sudden hearing loss and tinnitus, and several diseases cause hearing</w:t>
-      </w:r>
-      <w:r>
-        <w:t xml:space="preserve"> </w:t>
-      </w:r>
-      <w:r>
-        <w:t xml:space="preserve">loss themselves, so their treatments co-occur with the event (confounding by indication). A drug routinely given with a</w:t>
-      </w:r>
-      <w:r>
-        <w:t xml:space="preserve"> </w:t>
-      </w:r>
-      <w:r>
-        <w:t xml:space="preserve">strongly ototoxic one—an antiemetic with cisplatin, an antibiotic with an aminoglycoside—inherits part of the</w:t>
-      </w:r>
-      <w:r>
-        <w:t xml:space="preserve"> </w:t>
-      </w:r>
-      <w:r>
-        <w:t xml:space="preserve">association (co-medication or</w:t>
-      </w:r>
-      <w:r>
-        <w:t xml:space="preserve"> </w:t>
-      </w:r>
-      <w:r>
-        <w:t xml:space="preserve">“innocent bystander”</w:t>
-      </w:r>
-      <w:r>
-        <w:t xml:space="preserve"> </w:t>
-      </w:r>
-      <w:r>
-        <w:t xml:space="preserve">bias). Reporting can be stimulated by safety communications,</w:t>
-      </w:r>
-      <w:r>
-        <w:t xml:space="preserve"> </w:t>
-      </w:r>
-      <w:r>
-        <w:t xml:space="preserve">litigation or media attention</w:t>
+        <w:t xml:space="preserve">sudden hearing loss and tinnitus, and several diseases cause hearing loss themselves (confounding by</w:t>
+      </w:r>
+      <w:r>
+        <w:t xml:space="preserve"> </w:t>
+      </w:r>
+      <w:r>
+        <w:t xml:space="preserve">indication). A drug routinely given with a strongly ototoxic one—an antiemetic with cisplatin, an antibiotic with an</w:t>
+      </w:r>
+      <w:r>
+        <w:t xml:space="preserve"> </w:t>
+      </w:r>
+      <w:r>
+        <w:t xml:space="preserve">aminoglycoside—inherits part of the association (co-medication bias). Reporting can be stimulated by safety</w:t>
+      </w:r>
+      <w:r>
+        <w:t xml:space="preserve"> </w:t>
+      </w:r>
+      <w:r>
+        <w:t xml:space="preserve">communications, litigation or media attention</w:t>
       </w:r>
       <w:r>
         <w:t xml:space="preserve"> </w:t>
@@ -510,13 +498,13 @@
         <w:t xml:space="preserve">[9]</w:t>
       </w:r>
       <w:r>
-        <w:t xml:space="preserve">. Editorials have questioned the value of disproportionality analyses</w:t>
-      </w:r>
-      <w:r>
-        <w:t xml:space="preserve"> </w:t>
-      </w:r>
-      <w:r>
-        <w:t xml:space="preserve">that do not address such biases</w:t>
+        <w:t xml:space="preserve">. Editorials have questioned disproportionality analyses</w:t>
+      </w:r>
+      <w:r>
+        <w:t xml:space="preserve"> </w:t>
+      </w:r>
+      <w:r>
+        <w:t xml:space="preserve">that ignore such biases</w:t>
       </w:r>
       <w:r>
         <w:t xml:space="preserve"> </w:t>
@@ -525,13 +513,13 @@
         <w:t xml:space="preserve">[10]</w:t>
       </w:r>
       <w:r>
-        <w:t xml:space="preserve">, and few FAERS screens test their signal lists against an independent</w:t>
-      </w:r>
-      <w:r>
-        <w:t xml:space="preserve"> </w:t>
-      </w:r>
-      <w:r>
-        <w:t xml:space="preserve">data source or a reference set, as done in evaluations of signal-detection methods</w:t>
+        <w:t xml:space="preserve">, and signal lists are rarely tested against an independent data source or a</w:t>
+      </w:r>
+      <w:r>
+        <w:t xml:space="preserve"> </w:t>
+      </w:r>
+      <w:r>
+        <w:t xml:space="preserve">reference set, as is done in evaluations of signal-detection methods</w:t>
       </w:r>
       <w:r>
         <w:t xml:space="preserve"> </w:t>
@@ -646,37 +634,37 @@
         <w:t xml:space="preserve"> </w:t>
       </w:r>
       <w:r>
-        <w:t xml:space="preserve">Supplementary Table S1. The analysis protocol, with all definitions and thresholds of the primary analysis, was written and</w:t>
-      </w:r>
-      <w:r>
-        <w:t xml:space="preserve"> </w:t>
-      </w:r>
-      <w:r>
-        <w:t xml:space="preserve">committed to a version-controlled repository (git commit ff77c40, 26 October 2026, 02:05 UTC+5) before the first result was</w:t>
-      </w:r>
-      <w:r>
-        <w:t xml:space="preserve"> </w:t>
-      </w:r>
-      <w:r>
-        <w:t xml:space="preserve">computed (the first disproportionality estimates were produced at 02:47–02:49 the same night, after only data preparation,</w:t>
-      </w:r>
-      <w:r>
-        <w:t xml:space="preserve"> </w:t>
-      </w:r>
-      <w:r>
-        <w:t xml:space="preserve">construction of the label reference set and tests on simulated data); it is time-stamped in a repository controlled by the</w:t>
-      </w:r>
-      <w:r>
-        <w:t xml:space="preserve"> </w:t>
-      </w:r>
-      <w:r>
-        <w:t xml:space="preserve">author, not registered with a third party; every later change is dated and</w:t>
-      </w:r>
-      <w:r>
-        <w:t xml:space="preserve"> </w:t>
-      </w:r>
-      <w:r>
-        <w:t xml:space="preserve">labelled in that file (</w:t>
+        <w:t xml:space="preserve">Supplementary Table S1. Primary analysis decisions were committed before the first result was computed; all later analyses</w:t>
+      </w:r>
+      <w:r>
+        <w:t xml:space="preserve"> </w:t>
+      </w:r>
+      <w:r>
+        <w:t xml:space="preserve">are labelled post hoc. The protocol, with all definitions and thresholds of the primary analysis, was committed to a</w:t>
+      </w:r>
+      <w:r>
+        <w:t xml:space="preserve"> </w:t>
+      </w:r>
+      <w:r>
+        <w:t xml:space="preserve">version-controlled repository at 02:05 UTC+5 on 26 October 2026 (git commit ff77c40). The first disproportionality estimates</w:t>
+      </w:r>
+      <w:r>
+        <w:t xml:space="preserve"> </w:t>
+      </w:r>
+      <w:r>
+        <w:t xml:space="preserve">were produced at 02:47–02:49 the same night; before that, only data preparation, the label reference set and tests on</w:t>
+      </w:r>
+      <w:r>
+        <w:t xml:space="preserve"> </w:t>
+      </w:r>
+      <w:r>
+        <w:t xml:space="preserve">simulated data had been run. The repository is controlled by the author and the protocol was not registered with a third</w:t>
+      </w:r>
+      <w:r>
+        <w:t xml:space="preserve"> </w:t>
+      </w:r>
+      <w:r>
+        <w:t xml:space="preserve">party. Every later change is dated and labelled in the protocol file (</w:t>
       </w:r>
       <w:r>
         <w:rPr>
@@ -685,18 +673,95 @@
         <w:t xml:space="preserve">PROTOCOL.md</w:t>
       </w:r>
       <w:r>
-        <w:t xml:space="preserve">), and analyses added after results were seen are reported as post hoc.</w:t>
+        <w:t xml:space="preserve">). Figure </w:t>
+      </w:r>
+      <w:hyperlink w:anchor="_553a5bb8a650859a35268e72a6a3c6ec4ce77a8">
+        <w:r>
+          <w:rPr>
+            <w:rStyle w:val="Hyperlink"/>
+          </w:rPr>
+          <w:t xml:space="preserve">1</w:t>
+        </w:r>
+      </w:hyperlink>
+      <w:r>
+        <w:t xml:space="preserve"> </w:t>
+      </w:r>
+      <w:r>
+        <w:t xml:space="preserve">separates the pre-specified analyses from those added after the primary results were seen.</w:t>
+      </w:r>
+    </w:p>
+    <w:bookmarkStart w:id="16" w:name="_553a5bb8a650859a35268e72a6a3c6ec4ce77a8"/>
+    <w:p>
+      <w:pPr>
+        <w:pStyle w:val="CaptionedFigure"/>
+      </w:pPr>
+      <w:r>
+        <w:drawing>
+          <wp:inline>
+            <wp:extent cx="3840479" cy="3484511"/>
+            <wp:effectExtent b="0" l="0" r="0" t="0"/>
+            <wp:docPr descr="" title="" id="14" name="Picture"/>
+            <a:graphic>
+              <a:graphicData uri="http://schemas.openxmlformats.org/drawingml/2006/picture">
+                <pic:pic>
+                  <pic:nvPicPr>
+                    <pic:cNvPr descr="../figures/workflow.png" id="15" name="Picture"/>
+                    <pic:cNvPicPr>
+                      <a:picLocks noChangeArrowheads="1" noChangeAspect="1"/>
+                    </pic:cNvPicPr>
+                  </pic:nvPicPr>
+                  <pic:blipFill>
+                    <a:blip r:embed="rId13"/>
+                    <a:stretch>
+                      <a:fillRect/>
+                    </a:stretch>
+                  </pic:blipFill>
+                  <pic:spPr bwMode="auto">
+                    <a:xfrm>
+                      <a:off x="0" y="0"/>
+                      <a:ext cx="3840479" cy="3484511"/>
+                    </a:xfrm>
+                    <a:prstGeom prst="rect">
+                      <a:avLst/>
+                    </a:prstGeom>
+                    <a:noFill/>
+                    <a:ln w="9525">
+                      <a:noFill/>
+                      <a:headEnd/>
+                      <a:tailEnd/>
+                    </a:ln>
+                  </pic:spPr>
+                </pic:pic>
+              </a:graphicData>
+            </a:graphic>
+          </wp:inline>
+        </w:drawing>
       </w:r>
     </w:p>
     <w:p>
       <w:pPr>
+        <w:pStyle w:val="ImageCaption"/>
+      </w:pPr>
+      <w:r>
+        <w:t xml:space="preserve">Study workflow. Blue: pre-specified analyses (protocol committed before the first result). Orange: analyses added</w:t>
+      </w:r>
+      <w:r>
+        <w:t xml:space="preserve"> </w:t>
+      </w:r>
+      <w:r>
+        <w:t xml:space="preserve">after the primary results were seen (post hoc). The remaining signals are hypotheses, not evidence of causation.</w:t>
+      </w:r>
+    </w:p>
+    <w:bookmarkEnd w:id="16"/>
+    <w:p>
+      <w:pPr>
         <w:pStyle w:val="Heading2"/>
       </w:pPr>
-      <w:bookmarkStart w:id="13" w:name="_60ab88ea7c784c0820fe7a63c9fb74c6302d3a0"/>
+      <w:bookmarkStart w:id="17" w:name="_60ab88ea7c784c0820fe7a63c9fb74c6302d3a0"/>
       <w:r>
         <w:t xml:space="preserve">Data sources</w:t>
       </w:r>
-      <w:bookmarkEnd w:id="13"/>
+      <w:bookmarkEnd w:id="17"/>
     </w:p>
     <w:p>
       <w:pPr>
@@ -749,11 +814,11 @@
       <w:pPr>
         <w:pStyle w:val="Heading2"/>
       </w:pPr>
-      <w:bookmarkStart w:id="14" w:name="_c751b153c47986e3244e5a761476196ea4a5ffc"/>
+      <w:bookmarkStart w:id="18" w:name="_c751b153c47986e3244e5a761476196ea4a5ffc"/>
       <w:r>
         <w:t xml:space="preserve">Pre-processing and deduplication</w:t>
       </w:r>
-      <w:bookmarkEnd w:id="14"/>
+      <w:bookmarkEnd w:id="18"/>
     </w:p>
     <w:p>
       <w:pPr>
@@ -897,11 +962,11 @@
       <w:pPr>
         <w:pStyle w:val="Heading2"/>
       </w:pPr>
-      <w:bookmarkStart w:id="15" w:name="_41a40ce5571f028458004e399e8bf88c95f8185"/>
+      <w:bookmarkStart w:id="19" w:name="_41a40ce5571f028458004e399e8bf88c95f8185"/>
       <w:r>
         <w:t xml:space="preserve">Outcomes, exposure and comparator</w:t>
       </w:r>
-      <w:bookmarkEnd w:id="15"/>
+      <w:bookmarkEnd w:id="19"/>
     </w:p>
     <w:p>
       <w:pPr>
@@ -951,11 +1016,11 @@
       <w:pPr>
         <w:pStyle w:val="Heading2"/>
       </w:pPr>
-      <w:bookmarkStart w:id="16" w:name="_disproportionality"/>
+      <w:bookmarkStart w:id="20" w:name="_disproportionality"/>
       <w:r>
         <w:t xml:space="preserve">Disproportionality</w:t>
       </w:r>
-      <w:bookmarkEnd w:id="16"/>
+      <w:bookmarkEnd w:id="20"/>
     </w:p>
     <w:p>
       <w:pPr>
@@ -1222,11 +1287,11 @@
       <w:pPr>
         <w:pStyle w:val="Heading2"/>
       </w:pPr>
-      <w:bookmarkStart w:id="17" w:name="_142cd368ea85e8fddc952a4320432a4163793ac"/>
+      <w:bookmarkStart w:id="21" w:name="_142cd368ea85e8fddc952a4320432a4163793ac"/>
       <w:r>
         <w:t xml:space="preserve">Reference set</w:t>
       </w:r>
-      <w:bookmarkEnd w:id="17"/>
+      <w:bookmarkEnd w:id="21"/>
     </w:p>
     <w:p>
       <w:pPr>
@@ -1349,11 +1414,11 @@
       <w:pPr>
         <w:pStyle w:val="Heading2"/>
       </w:pPr>
-      <w:bookmarkStart w:id="18" w:name="_replication"/>
+      <w:bookmarkStart w:id="22" w:name="_replication"/>
       <w:r>
         <w:t xml:space="preserve">Replication</w:t>
       </w:r>
-      <w:bookmarkEnd w:id="18"/>
+      <w:bookmarkEnd w:id="22"/>
     </w:p>
     <w:p>
       <w:pPr>
@@ -1808,11 +1873,11 @@
       <w:pPr>
         <w:pStyle w:val="Heading2"/>
       </w:pPr>
-      <w:bookmarkStart w:id="19" w:name="_e4620e00135245931b16a0788d572999fd386c0"/>
+      <w:bookmarkStart w:id="23" w:name="_e4620e00135245931b16a0788d572999fd386c0"/>
       <w:r>
         <w:t xml:space="preserve">Post-hoc and sensitivity analyses</w:t>
       </w:r>
-      <w:bookmarkEnd w:id="19"/>
+      <w:bookmarkEnd w:id="23"/>
     </w:p>
     <w:p>
       <w:pPr>
@@ -1893,11 +1958,11 @@
       <w:pPr>
         <w:pStyle w:val="Heading2"/>
       </w:pPr>
-      <w:bookmarkStart w:id="20" w:name="_4fbb619f4cb7014e603bc4722c15e1d3db783b4"/>
+      <w:bookmarkStart w:id="24" w:name="_4fbb619f4cb7014e603bc4722c15e1d3db783b4"/>
       <w:r>
         <w:t xml:space="preserve">Robust signals and case-level review</w:t>
       </w:r>
-      <w:bookmarkEnd w:id="20"/>
+      <w:bookmarkEnd w:id="24"/>
     </w:p>
     <w:p>
       <w:pPr>
@@ -2094,13 +2159,19 @@
         <w:t xml:space="preserve"> </w:t>
       </w:r>
       <w:r>
-        <w:t xml:space="preserve">rubric distinguishes C from D only on documented evidence; a high consumer share alone does not make a signal C. For</w:t>
-      </w:r>
-      <w:r>
-        <w:t xml:space="preserve"> </w:t>
-      </w:r>
-      <w:r>
-        <w:t xml:space="preserve">category D we additionally required that the signal not persist against other drugs used for the same indication: within</w:t>
+        <w:t xml:space="preserve">rubric distinguishes C from D only on documented evidence; a high consumer share alone does not make a signal C. Because</w:t>
+      </w:r>
+      <w:r>
+        <w:t xml:space="preserve"> </w:t>
+      </w:r>
+      <w:r>
+        <w:t xml:space="preserve">confounding by indication remained plausible after the indication exclusions (reported indications are often missing or</w:t>
+      </w:r>
+      <w:r>
+        <w:t xml:space="preserve"> </w:t>
+      </w:r>
+      <w:r>
+        <w:t xml:space="preserve">non-specific), for category D we additionally required that the signal not persist against other drugs used for the same indication: within</w:t>
       </w:r>
       <w:r>
         <w:t xml:space="preserve"> </w:t>
@@ -2142,57 +2213,63 @@
       <w:pPr>
         <w:pStyle w:val="Heading2"/>
       </w:pPr>
-      <w:bookmarkStart w:id="21" w:name="_60422f0ac97f34e860c6d6c8d42a63ef1fce636"/>
+      <w:bookmarkStart w:id="25" w:name="_60422f0ac97f34e860c6d6c8d42a63ef1fce636"/>
       <w:r>
         <w:t xml:space="preserve">Software and use of AI tools</w:t>
       </w:r>
-      <w:bookmarkEnd w:id="21"/>
+      <w:bookmarkEnd w:id="25"/>
     </w:p>
     <w:p>
       <w:pPr>
         <w:pStyle w:val="FirstParagraph"/>
       </w:pPr>
       <w:r>
-        <w:t xml:space="preserve">Analyses used Python 3.10 (numpy 2.2.6, pandas 2.3.3, scipy 1.15.3, statsmodels 0.15.0, matplotlib 3.10.9). Data processing</w:t>
-      </w:r>
-      <w:r>
-        <w:t xml:space="preserve"> </w:t>
-      </w:r>
-      <w:r>
-        <w:t xml:space="preserve">code, analyses and the first draft of this manuscript were produced with an AI assistant (Claude, Anthropic) working under</w:t>
-      </w:r>
-      <w:r>
-        <w:t xml:space="preserve"> </w:t>
-      </w:r>
-      <w:r>
-        <w:t xml:space="preserve">the author’s direction; three AI reviewers (methods, clinical, editorial) critiqued the draft, and their findings were</w:t>
-      </w:r>
-      <w:r>
-        <w:t xml:space="preserve"> </w:t>
-      </w:r>
-      <w:r>
-        <w:t xml:space="preserve">addressed as described in the protocol file. The author reviewed the code, results and text and is responsible for them.</w:t>
+        <w:t xml:space="preserve">Analyses used Python 3.10 (numpy 2.2.6, pandas 2.3.3, scipy 1.15.3, statsmodels 0.15.0, matplotlib 3.10.9). An AI</w:t>
+      </w:r>
+      <w:r>
+        <w:t xml:space="preserve"> </w:t>
+      </w:r>
+      <w:r>
+        <w:t xml:space="preserve">assistant (Claude, Anthropic) wrote the code and the first draft of the manuscript under the author’s direction, and AI</w:t>
+      </w:r>
+      <w:r>
+        <w:t xml:space="preserve"> </w:t>
+      </w:r>
+      <w:r>
+        <w:t xml:space="preserve">reviewers critiqued the methods, clinical interpretation and text; changes made in response are recorded in the protocol</w:t>
+      </w:r>
+      <w:r>
+        <w:t xml:space="preserve"> </w:t>
+      </w:r>
+      <w:r>
+        <w:t xml:space="preserve">file. The second assessor of the case-level review was also AI-based. The author reviewed the code, results and text and is</w:t>
+      </w:r>
+      <w:r>
+        <w:t xml:space="preserve"> </w:t>
+      </w:r>
+      <w:r>
+        <w:t xml:space="preserve">responsible for them.</w:t>
       </w:r>
     </w:p>
     <w:p>
       <w:pPr>
         <w:pStyle w:val="Heading1"/>
       </w:pPr>
-      <w:bookmarkStart w:id="22" w:name="_results"/>
+      <w:bookmarkStart w:id="26" w:name="_results"/>
       <w:r>
         <w:t xml:space="preserve">Results</w:t>
       </w:r>
-      <w:bookmarkEnd w:id="22"/>
+      <w:bookmarkEnd w:id="26"/>
     </w:p>
     <w:p>
       <w:pPr>
         <w:pStyle w:val="Heading2"/>
       </w:pPr>
-      <w:bookmarkStart w:id="23" w:name="_data"/>
+      <w:bookmarkStart w:id="27" w:name="_data"/>
       <w:r>
         <w:t xml:space="preserve">Data</w:t>
       </w:r>
-      <w:bookmarkEnd w:id="23"/>
+      <w:bookmarkEnd w:id="27"/>
     </w:p>
     <w:p>
       <w:pPr>
@@ -2538,11 +2615,11 @@
       <w:pPr>
         <w:pStyle w:val="Heading2"/>
       </w:pPr>
-      <w:bookmarkStart w:id="24" w:name="_107f3c85ced1315e9f212c36f210ded9bb333bb"/>
+      <w:bookmarkStart w:id="28" w:name="_107f3c85ced1315e9f212c36f210ded9bb333bb"/>
       <w:r>
         <w:t xml:space="preserve">Adjustment changes the signal list but not its agreement with labels</w:t>
       </w:r>
-      <w:bookmarkEnd w:id="24"/>
+      <w:bookmarkEnd w:id="28"/>
     </w:p>
     <w:p>
       <w:pPr>
@@ -2598,7 +2675,25 @@
         <w:t xml:space="preserve">,</w:t>
       </w:r>
       <w:r>
-        <w:t xml:space="preserve">000 suspect reports), discrimination was moderate and practically identical: crude IC</w:t>
+        <w:t xml:space="preserve">000 suspect reports), discrimination was moderate and practically identical. For the</w:t>
+      </w:r>
+      <w:r>
+        <w:t xml:space="preserve"> </w:t>
+      </w:r>
+      <w:r>
+        <w:t xml:space="preserve">like-for-like pair, crude versus adjusted lower bound, the AUC was 0.718 vs</w:t>
+      </w:r>
+      <w:r>
+        <w:t xml:space="preserve"> </w:t>
+      </w:r>
+      <w:r>
+        <w:t xml:space="preserve">0.723 (difference 0.005, 95% CI -0.023 to</w:t>
+      </w:r>
+      <w:r>
+        <w:t xml:space="preserve"> </w:t>
+      </w:r>
+      <w:r>
+        <w:t xml:space="preserve">0.030); for the pre-specified pair, crude IC</w:t>
       </w:r>
       <m:oMath>
         <m:sSub>
@@ -2618,25 +2713,19 @@
         <w:t xml:space="preserve"> </w:t>
       </w:r>
       <w:r>
-        <w:t xml:space="preserve">versus adjusted lower bound, as pre-specified, AUC 0.720 vs 0.723;</w:t>
-      </w:r>
-      <w:r>
-        <w:t xml:space="preserve"> </w:t>
-      </w:r>
-      <w:r>
-        <w:t xml:space="preserve">crude versus adjusted lower bound, the like-for-like pair, 0.718 vs</w:t>
-      </w:r>
-      <w:r>
-        <w:t xml:space="preserve"> </w:t>
-      </w:r>
-      <w:r>
-        <w:t xml:space="preserve">0.723 (difference 0.005, 95% CI -0.023 to</w:t>
-      </w:r>
-      <w:r>
-        <w:t xml:space="preserve"> </w:t>
-      </w:r>
-      <w:r>
-        <w:t xml:space="preserve">0.030). The same held for point estimates (0.700 vs</w:t>
+        <w:t xml:space="preserve">versus adjusted lower bound, it was</w:t>
+      </w:r>
+      <w:r>
+        <w:t xml:space="preserve"> </w:t>
+      </w:r>
+      <w:r>
+        <w:t xml:space="preserve">0.720 vs 0.723. Adjustment thus changed which drugs were flagged</w:t>
+      </w:r>
+      <w:r>
+        <w:t xml:space="preserve"> </w:t>
+      </w:r>
+      <w:r>
+        <w:t xml:space="preserve">but brought almost no improvement in agreement with labels. The same held for point estimates (0.700 vs</w:t>
       </w:r>
       <w:r>
         <w:t xml:space="preserve"> </w:t>
@@ -2679,11 +2768,11 @@
       <w:pPr>
         <w:pStyle w:val="Heading2"/>
       </w:pPr>
-      <w:bookmarkStart w:id="25" w:name="_2ba7c5a9bf848498b9a7ba8a5df5dde68d81479"/>
+      <w:bookmarkStart w:id="29" w:name="_2ba7c5a9bf848498b9a7ba8a5df5dde68d81479"/>
       <w:r>
         <w:t xml:space="preserve">Replication in Canada Vigilance</w:t>
       </w:r>
-      <w:bookmarkEnd w:id="25"/>
+      <w:bookmarkEnd w:id="29"/>
     </w:p>
     <w:p>
       <w:pPr>
@@ -2696,25 +2785,7 @@
         <w:t xml:space="preserve"> </w:t>
       </w:r>
       <w:r>
-        <w:t xml:space="preserve">of testable cases, unlabelled adjusted signals in 31/76 (41%), label-negative adjusted signals in</w:t>
-      </w:r>
-      <w:r>
-        <w:t xml:space="preserve"> </w:t>
-      </w:r>
-      <w:r>
-        <w:t xml:space="preserve">21/54 (39%), crude-only signals in 9/21 (43%), and label-negative ingredients that</w:t>
-      </w:r>
-      <w:r>
-        <w:t xml:space="preserve"> </w:t>
-      </w:r>
-      <w:r>
-        <w:t xml:space="preserve">were neither crude nor adjusted signals in 43/214 (20%) (all label-negative ingredients, as literally specified in</w:t>
-      </w:r>
-      <w:r>
-        <w:t xml:space="preserve"> </w:t>
-      </w:r>
-      <w:r>
-        <w:t xml:space="preserve">the protocol: 68/281 (24%); Table </w:t>
+        <w:t xml:space="preserve">of testable cases and unlabelled adjusted signals in 31/76 (41%) (Table </w:t>
       </w:r>
       <w:hyperlink w:anchor="_01d9fd756df68368595dee6b7688533f3c9fbbd">
         <w:r>
@@ -2725,19 +2796,37 @@
         </w:r>
       </w:hyperlink>
       <w:r>
-        <w:t xml:space="preserve">). In this pre-specified</w:t>
-      </w:r>
-      <w:r>
-        <w:t xml:space="preserve"> </w:t>
-      </w:r>
-      <w:r>
-        <w:t xml:space="preserve">comparison unlabelled signals replicated more often than the background (odds ratio</w:t>
-      </w:r>
-      <w:r>
-        <w:t xml:space="preserve"> </w:t>
-      </w:r>
-      <w:r>
-        <w:t xml:space="preserve">2.74, Fisher</w:t>
+        <w:t xml:space="preserve">).</w:t>
+      </w:r>
+      <w:r>
+        <w:t xml:space="preserve"> </w:t>
+      </w:r>
+      <w:r>
+        <w:t xml:space="preserve">Label-negative adjusted signals replicated in 21/54 (39%) and crude-only signals in</w:t>
+      </w:r>
+      <w:r>
+        <w:t xml:space="preserve"> </w:t>
+      </w:r>
+      <w:r>
+        <w:t xml:space="preserve">9/21 (43%). The background—label-negative ingredients that were neither crude nor adjusted signals—replicated</w:t>
+      </w:r>
+      <w:r>
+        <w:t xml:space="preserve"> </w:t>
+      </w:r>
+      <w:r>
+        <w:t xml:space="preserve">in 43/214 (20%) (all label-negative ingredients, as literally specified in the protocol:</w:t>
+      </w:r>
+      <w:r>
+        <w:t xml:space="preserve"> </w:t>
+      </w:r>
+      <w:r>
+        <w:t xml:space="preserve">68/281 (24%)). In this pre-specified comparison unlabelled signals replicated more</w:t>
+      </w:r>
+      <w:r>
+        <w:t xml:space="preserve"> </w:t>
+      </w:r>
+      <w:r>
+        <w:t xml:space="preserve">often than the background (odds ratio 2.74, Fisher</w:t>
       </w:r>
       <w:r>
         <w:t xml:space="preserve"> </w:t>
@@ -2757,24 +2846,32 @@
         </m:r>
       </m:oMath>
       <w:r>
-        <w:t xml:space="preserve">) but less often than labelled signals. The</w:t>
-      </w:r>
-      <w:r>
-        <w:t xml:space="preserve"> </w:t>
-      </w:r>
-      <w:r>
-        <w:t xml:space="preserve">power-calibrated comparison (post hoc) placed this contrast on a common scale (Figure </w:t>
+        <w:t xml:space="preserve">) but less</w:t>
+      </w:r>
+      <w:r>
+        <w:t xml:space="preserve"> </w:t>
+      </w:r>
+      <w:r>
+        <w:t xml:space="preserve">often than labelled signals.</w:t>
+      </w:r>
+    </w:p>
+    <w:p>
+      <w:pPr>
+        <w:pStyle w:val="BodyText"/>
+      </w:pPr>
+      <w:r>
+        <w:t xml:space="preserve">The power-calibrated comparison (post hoc) placed this contrast on a common scale (Figure </w:t>
       </w:r>
       <w:hyperlink w:anchor="_576b9bd78d0890981a1f156b59228419fd8f27c">
         <w:r>
           <w:rPr>
             <w:rStyle w:val="Hyperlink"/>
           </w:rPr>
-          <w:t xml:space="preserve">1</w:t>
+          <w:t xml:space="preserve">2</w:t>
         </w:r>
       </w:hyperlink>
       <w:r>
-        <w:t xml:space="preserve">): labelled signals</w:t>
+        <w:t xml:space="preserve">). Labelled signals</w:t>
       </w:r>
       <w:r>
         <w:t xml:space="preserve"> </w:t>
@@ -2786,13 +2883,13 @@
         <w:t xml:space="preserve"> </w:t>
       </w:r>
       <w:r>
-        <w:t xml:space="preserve">(31 observed vs 30.5 expected; O/E 1.02, 95% CI 0.77–1.32), whereas unlabelled signals (n=201) replicated less than half</w:t>
-      </w:r>
-      <w:r>
-        <w:t xml:space="preserve"> </w:t>
-      </w:r>
-      <w:r>
-        <w:t xml:space="preserve">as often (25 observed vs 56.8 expected; O/E 0.44, 95% CI 0.29–0.62); the ratio of the two was 0.43</w:t>
+        <w:t xml:space="preserve">(31 observed vs 30.5 expected; O/E 1.02, 95% CI 0.77–1.32). Unlabelled signals (n=201) replicated less than half as often</w:t>
+      </w:r>
+      <w:r>
+        <w:t xml:space="preserve"> </w:t>
+      </w:r>
+      <w:r>
+        <w:t xml:space="preserve">(25 observed vs 56.8 expected; O/E 0.44, 95% CI 0.29–0.62); the ratio of the two was 0.43</w:t>
       </w:r>
       <w:r>
         <w:t xml:space="preserve"> </w:t>
@@ -3043,24 +3140,24 @@
       <w:pPr>
         <w:pStyle w:val="Heading2"/>
       </w:pPr>
-      <w:bookmarkStart w:id="26" w:name="_be549a4ec8708f84b63e1dc0d4821bd33780b5c"/>
+      <w:bookmarkStart w:id="30" w:name="_be549a4ec8708f84b63e1dc0d4821bd33780b5c"/>
       <w:r>
         <w:t xml:space="preserve">Post-hoc analyses</w:t>
       </w:r>
-      <w:bookmarkEnd w:id="26"/>
+      <w:bookmarkEnd w:id="30"/>
     </w:p>
     <w:p>
       <w:pPr>
         <w:pStyle w:val="FirstParagraph"/>
       </w:pPr>
       <w:r>
-        <w:t xml:space="preserve">With the extended indication filter, Canada Vigilance restricted to unsolicited reports and both estimates adjusted</w:t>
-      </w:r>
-      <w:r>
-        <w:t xml:space="preserve"> </w:t>
-      </w:r>
-      <w:r>
-        <w:t xml:space="preserve">(Table </w:t>
+        <w:t xml:space="preserve">The post-hoc framework combined the extended indication filter, Canada Vigilance restricted to unsolicited reports and</w:t>
+      </w:r>
+      <w:r>
+        <w:t xml:space="preserve"> </w:t>
+      </w:r>
+      <w:r>
+        <w:t xml:space="preserve">adjusted estimates in both databases (Table </w:t>
       </w:r>
       <w:hyperlink w:anchor="_fb475224272a447d57b77f14dfc8774bb10ba7c">
         <w:r>
@@ -3071,13 +3168,19 @@
         </w:r>
       </w:hyperlink>
       <w:r>
-        <w:t xml:space="preserve">), labelled hearing-loss signals replicated in 26/44 (59%), unlabelled signals in</w:t>
-      </w:r>
-      <w:r>
-        <w:t xml:space="preserve"> </w:t>
-      </w:r>
-      <w:r>
-        <w:t xml:space="preserve">10/51 (20%) and the background in 19/158 (12%) (Fisher</w:t>
+        <w:t xml:space="preserve">). In it, labelled hearing-loss signals replicated in</w:t>
+      </w:r>
+      <w:r>
+        <w:t xml:space="preserve"> </w:t>
+      </w:r>
+      <w:r>
+        <w:t xml:space="preserve">26/44 (59%), unlabelled signals in 10/51 (20%) and the background in 19/158 (12%)</w:t>
+      </w:r>
+      <w:r>
+        <w:t xml:space="preserve"> </w:t>
+      </w:r>
+      <w:r>
+        <w:t xml:space="preserve">(Fisher</w:t>
       </w:r>
       <w:r>
         <w:t xml:space="preserve"> </w:t>
@@ -3097,13 +3200,7 @@
         </m:r>
       </m:oMath>
       <w:r>
-        <w:t xml:space="preserve">);</w:t>
-      </w:r>
-      <w:r>
-        <w:t xml:space="preserve"> </w:t>
-      </w:r>
-      <w:r>
-        <w:t xml:space="preserve">calibrated on adjusted Canadian counts, O/E was 1.10 (95% CI</w:t>
+        <w:t xml:space="preserve">). Calibrated on adjusted Canadian counts, O/E was 1.10 (95% CI</w:t>
       </w:r>
       <w:r>
         <w:t xml:space="preserve"> </w:t>
@@ -3264,11 +3361,11 @@
       <w:pPr>
         <w:pStyle w:val="Heading2"/>
       </w:pPr>
-      <w:bookmarkStart w:id="27" w:name="_42e042e6440987e2814ddf706c2a7b829123a6f"/>
+      <w:bookmarkStart w:id="31" w:name="_42e042e6440987e2814ddf706c2a7b829123a6f"/>
       <w:r>
         <w:t xml:space="preserve">Signals from previous screens</w:t>
       </w:r>
-      <w:bookmarkEnd w:id="27"/>
+      <w:bookmarkEnd w:id="31"/>
     </w:p>
     <w:p>
       <w:pPr>
@@ -3356,11 +3453,11 @@
       <w:pPr>
         <w:pStyle w:val="Heading2"/>
       </w:pPr>
-      <w:bookmarkStart w:id="28" w:name="_79ce093ef77156c196cf1ee4b9b58429eba3dcd"/>
+      <w:bookmarkStart w:id="32" w:name="_79ce093ef77156c196cf1ee4b9b58429eba3dcd"/>
       <w:r>
         <w:t xml:space="preserve">Case-level review</w:t>
       </w:r>
-      <w:bookmarkEnd w:id="28"/>
+      <w:bookmarkEnd w:id="32"/>
     </w:p>
     <w:p>
       <w:pPr>
@@ -3391,7 +3488,7 @@
           <w:rPr>
             <w:rStyle w:val="Hyperlink"/>
           </w:rPr>
-          <w:t xml:space="preserve">2</w:t>
+          <w:t xml:space="preserve">3</w:t>
         </w:r>
       </w:hyperlink>
       <w:r>
@@ -3531,7 +3628,7 @@
         <w:t xml:space="preserve">were unexplained; the residual count therefore ranges from 2 to 9 depending on post-hoc choices and assessor.</w:t>
       </w:r>
     </w:p>
-    <w:bookmarkStart w:id="29" w:name="_01d9fd756df68368595dee6b7688533f3c9fbbd"/>
+    <w:bookmarkStart w:id="33" w:name="_01d9fd756df68368595dee6b7688533f3c9fbbd"/>
     <w:p>
       <w:pPr>
         <w:pStyle w:val="TableCaption"/>
@@ -4542,7 +4639,7 @@
         </w:tc>
       </w:tr>
     </w:tbl>
-    <w:bookmarkEnd w:id="29"/>
+    <w:bookmarkEnd w:id="33"/>
     <w:p>
       <w:pPr>
         <w:pStyle w:val="FirstParagraph"/>
@@ -4591,7 +4688,7 @@
         <w:t xml:space="preserve">Power-calibrated (post hoc): observed replications vs those expected if each FAERS adjusted estimate were true.</w:t>
       </w:r>
     </w:p>
-    <w:bookmarkStart w:id="30" w:name="_fb475224272a447d57b77f14dfc8774bb10ba7c"/>
+    <w:bookmarkStart w:id="34" w:name="_fb475224272a447d57b77f14dfc8774bb10ba7c"/>
     <w:p>
       <w:pPr>
         <w:pStyle w:val="TableCaption"/>
@@ -5969,9 +6066,9 @@
         </w:tc>
       </w:tr>
     </w:tbl>
-    <w:bookmarkEnd w:id="30"/>
+    <w:bookmarkEnd w:id="34"/>
     <w:p/>
-    <w:bookmarkStart w:id="31" w:name="_5dcdb19b87d05ca6b5d15ccad55830f58746f11"/>
+    <w:bookmarkStart w:id="35" w:name="_5dcdb19b87d05ca6b5d15ccad55830f58746f11"/>
     <w:p>
       <w:pPr>
         <w:pStyle w:val="TableCaption"/>
@@ -6497,9 +6594,9 @@
         </w:tc>
       </w:tr>
     </w:tbl>
-    <w:bookmarkEnd w:id="31"/>
+    <w:bookmarkEnd w:id="35"/>
     <w:p/>
-    <w:bookmarkStart w:id="32" w:name="_a3680f2908c270ccb110f4515419033f2692535"/>
+    <w:bookmarkStart w:id="36" w:name="_a3680f2908c270ccb110f4515419033f2692535"/>
     <w:p>
       <w:pPr>
         <w:pStyle w:val="TableCaption"/>
@@ -8851,8 +8948,8 @@
         </w:tc>
       </w:tr>
     </w:tbl>
-    <w:bookmarkEnd w:id="32"/>
-    <w:bookmarkStart w:id="36" w:name="_576b9bd78d0890981a1f156b59228419fd8f27c"/>
+    <w:bookmarkEnd w:id="36"/>
+    <w:bookmarkStart w:id="40" w:name="_576b9bd78d0890981a1f156b59228419fd8f27c"/>
     <w:p>
       <w:pPr>
         <w:pStyle w:val="CaptionedFigure"/>
@@ -8862,18 +8959,18 @@
           <wp:inline>
             <wp:extent cx="5334000" cy="2080260"/>
             <wp:effectExtent b="0" l="0" r="0" t="0"/>
-            <wp:docPr descr="" title="" id="34" name="Picture"/>
+            <wp:docPr descr="" title="" id="38" name="Picture"/>
             <a:graphic>
               <a:graphicData uri="http://schemas.openxmlformats.org/drawingml/2006/picture">
                 <pic:pic>
                   <pic:nvPicPr>
-                    <pic:cNvPr descr="../figures/replication.png" id="35" name="Picture"/>
+                    <pic:cNvPr descr="../figures/replication.png" id="39" name="Picture"/>
                     <pic:cNvPicPr>
                       <a:picLocks noChangeArrowheads="1" noChangeAspect="1"/>
                     </pic:cNvPicPr>
                   </pic:nvPicPr>
                   <pic:blipFill>
-                    <a:blip r:embed="rId33"/>
+                    <a:blip r:embed="rId37"/>
                     <a:stretch>
                       <a:fillRect/>
                     </a:stretch>
@@ -8926,8 +9023,8 @@
         <w:t xml:space="preserve">A ratio near 1 means signals replicate as their FAERS strength predicts.</w:t>
       </w:r>
     </w:p>
-    <w:bookmarkEnd w:id="36"/>
-    <w:bookmarkStart w:id="40" w:name="_8438971255fac547e59d2aeeb15af050352f533"/>
+    <w:bookmarkEnd w:id="40"/>
+    <w:bookmarkStart w:id="44" w:name="_8438971255fac547e59d2aeeb15af050352f533"/>
     <w:p>
       <w:pPr>
         <w:pStyle w:val="CaptionedFigure"/>
@@ -8937,18 +9034,18 @@
           <wp:inline>
             <wp:extent cx="4533900" cy="4655678"/>
             <wp:effectExtent b="0" l="0" r="0" t="0"/>
-            <wp:docPr descr="" title="" id="38" name="Picture"/>
+            <wp:docPr descr="" title="" id="42" name="Picture"/>
             <a:graphic>
               <a:graphicData uri="http://schemas.openxmlformats.org/drawingml/2006/picture">
                 <pic:pic>
                   <pic:nvPicPr>
-                    <pic:cNvPr descr="../figures/candidates.png" id="39" name="Picture"/>
+                    <pic:cNvPr descr="../figures/candidates.png" id="43" name="Picture"/>
                     <pic:cNvPicPr>
                       <a:picLocks noChangeArrowheads="1" noChangeAspect="1"/>
                     </pic:cNvPicPr>
                   </pic:nvPicPr>
                   <pic:blipFill>
-                    <a:blip r:embed="rId37"/>
+                    <a:blip r:embed="rId41"/>
                     <a:stretch>
                       <a:fillRect/>
                     </a:stretch>
@@ -8989,16 +9086,16 @@
         <w:t xml:space="preserve">(A report cluster; C stimulated reporting; D indication; K established class; E none, bold).</w:t>
       </w:r>
     </w:p>
-    <w:bookmarkEnd w:id="40"/>
+    <w:bookmarkEnd w:id="44"/>
     <w:p>
       <w:pPr>
         <w:pStyle w:val="Heading1"/>
       </w:pPr>
-      <w:bookmarkStart w:id="41" w:name="_discussion"/>
+      <w:bookmarkStart w:id="45" w:name="_discussion"/>
       <w:r>
         <w:t xml:space="preserve">Discussion</w:t>
       </w:r>
-      <w:bookmarkEnd w:id="41"/>
+      <w:bookmarkEnd w:id="45"/>
     </w:p>
     <w:p>
       <w:pPr>
@@ -9060,6 +9157,18 @@
       </w:r>
       <w:r>
         <w:t xml:space="preserve">for drugs with no known association, and co-medication bias can replicate when crude estimates are compared.</w:t>
+      </w:r>
+      <w:r>
+        <w:t xml:space="preserve"> </w:t>
+      </w:r>
+      <w:r>
+        <w:t xml:space="preserve">For regulators and signal-management teams, the practical consequence is that replication in a second database does not</w:t>
+      </w:r>
+      <w:r>
+        <w:t xml:space="preserve"> </w:t>
+      </w:r>
+      <w:r>
+        <w:t xml:space="preserve">strengthen a signal unless reporting artefacts are explicitly addressed.</w:t>
       </w:r>
       <w:r>
         <w:t xml:space="preserve"> </w:t>
@@ -9412,11 +9521,11 @@
       <w:pPr>
         <w:pStyle w:val="Heading4"/>
       </w:pPr>
-      <w:bookmarkStart w:id="42" w:name="_72424125f1c747d5dc92a896a97d43a10aedd6b"/>
+      <w:bookmarkStart w:id="46" w:name="_72424125f1c747d5dc92a896a97d43a10aedd6b"/>
       <w:r>
         <w:t xml:space="preserve">Limitations.</w:t>
       </w:r>
-      <w:bookmarkEnd w:id="42"/>
+      <w:bookmarkEnd w:id="46"/>
     </w:p>
     <w:p>
       <w:pPr>
@@ -9579,11 +9688,11 @@
       <w:pPr>
         <w:pStyle w:val="Heading4"/>
       </w:pPr>
-      <w:bookmarkStart w:id="43" w:name="_2fee5c028dc7c352c541238a75e372b3a85d4c6"/>
+      <w:bookmarkStart w:id="47" w:name="_2fee5c028dc7c352c541238a75e372b3a85d4c6"/>
       <w:r>
         <w:t xml:space="preserve">Conclusions.</w:t>
       </w:r>
-      <w:bookmarkEnd w:id="43"/>
+      <w:bookmarkEnd w:id="47"/>
     </w:p>
     <w:p>
       <w:pPr>
@@ -9608,24 +9717,24 @@
         <w:t xml:space="preserve"> </w:t>
       </w:r>
       <w:r>
-        <w:t xml:space="preserve">adjusted and solicited reports and report clusters are handled explicitly. The few remaining candidates, led by pregabalin,</w:t>
-      </w:r>
-      <w:r>
-        <w:t xml:space="preserve"> </w:t>
-      </w:r>
-      <w:r>
-        <w:t xml:space="preserve">merit study with exposure-based designs.</w:t>
+        <w:t xml:space="preserve">adjusted and solicited reports and report clusters are handled explicitly. The few remaining candidates, with pregabalin the</w:t>
+      </w:r>
+      <w:r>
+        <w:t xml:space="preserve"> </w:t>
+      </w:r>
+      <w:r>
+        <w:t xml:space="preserve">strongest, are hypotheses that merit study with exposure-based designs, not established adverse effects.</w:t>
       </w:r>
     </w:p>
     <w:p>
       <w:pPr>
         <w:pStyle w:val="Heading1"/>
       </w:pPr>
-      <w:bookmarkStart w:id="44" w:name="_ad61382512a69fb2431cb9ccd9664860b940cd1"/>
+      <w:bookmarkStart w:id="48" w:name="_ad61382512a69fb2431cb9ccd9664860b940cd1"/>
       <w:r>
         <w:t xml:space="preserve">Statements and declarations</w:t>
       </w:r>
-      <w:bookmarkEnd w:id="44"/>
+      <w:bookmarkEnd w:id="48"/>
     </w:p>
     <w:p>
       <w:pPr>
@@ -9742,7 +9851,7 @@
       <w:r>
         <w:t xml:space="preserve"> </w:t>
       </w:r>
-      <w:hyperlink r:id="rId45">
+      <w:hyperlink r:id="rId49">
         <w:r>
           <w:rPr>
             <w:rStyle w:val="Hyperlink"/>
@@ -9776,8 +9885,8 @@
         <w:t xml:space="preserve">the manuscript.</w:t>
       </w:r>
     </w:p>
-    <w:bookmarkStart w:id="106" w:name="_refs"/>
-    <w:bookmarkStart w:id="47" w:name="_84053f0725d171dd2bc6aa3b5185bf9f8bf2c68"/>
+    <w:bookmarkStart w:id="110" w:name="_refs"/>
+    <w:bookmarkStart w:id="51" w:name="_84053f0725d171dd2bc6aa3b5185bf9f8bf2c68"/>
     <w:p>
       <w:pPr>
         <w:pStyle w:val="Bibliography"/>
@@ -9788,7 +9897,7 @@
       <w:r>
         <w:t xml:space="preserve"> </w:t>
       </w:r>
-      <w:hyperlink r:id="rId46">
+      <w:hyperlink r:id="rId50">
         <w:r>
           <w:rPr>
             <w:rStyle w:val="Hyperlink"/>
@@ -9797,8 +9906,8 @@
         </w:r>
       </w:hyperlink>
     </w:p>
-    <w:bookmarkEnd w:id="47"/>
-    <w:bookmarkStart w:id="49" w:name="_f2412834f251eb0b10932731b4312628329fafd"/>
+    <w:bookmarkEnd w:id="51"/>
+    <w:bookmarkStart w:id="53" w:name="_f2412834f251eb0b10932731b4312628329fafd"/>
     <w:p>
       <w:pPr>
         <w:pStyle w:val="Bibliography"/>
@@ -9821,7 +9930,7 @@
       <w:r>
         <w:t xml:space="preserve"> </w:t>
       </w:r>
-      <w:hyperlink r:id="rId48">
+      <w:hyperlink r:id="rId52">
         <w:r>
           <w:rPr>
             <w:rStyle w:val="Hyperlink"/>
@@ -9830,8 +9939,8 @@
         </w:r>
       </w:hyperlink>
     </w:p>
-    <w:bookmarkEnd w:id="49"/>
-    <w:bookmarkStart w:id="51" w:name="_3eb866cd3c340b8a7cc3047c7dc913646a996ac"/>
+    <w:bookmarkEnd w:id="53"/>
+    <w:bookmarkStart w:id="55" w:name="_3eb866cd3c340b8a7cc3047c7dc913646a996ac"/>
     <w:p>
       <w:pPr>
         <w:pStyle w:val="Bibliography"/>
@@ -9854,7 +9963,7 @@
       <w:r>
         <w:t xml:space="preserve"> </w:t>
       </w:r>
-      <w:hyperlink r:id="rId50">
+      <w:hyperlink r:id="rId54">
         <w:r>
           <w:rPr>
             <w:rStyle w:val="Hyperlink"/>
@@ -9863,8 +9972,8 @@
         </w:r>
       </w:hyperlink>
     </w:p>
-    <w:bookmarkEnd w:id="51"/>
-    <w:bookmarkStart w:id="53" w:name="_e2e05a58396f1267f3a8bb361b05839586b2d9d"/>
+    <w:bookmarkEnd w:id="55"/>
+    <w:bookmarkStart w:id="57" w:name="_e2e05a58396f1267f3a8bb361b05839586b2d9d"/>
     <w:p>
       <w:pPr>
         <w:pStyle w:val="Bibliography"/>
@@ -9887,7 +9996,7 @@
       <w:r>
         <w:t xml:space="preserve"> </w:t>
       </w:r>
-      <w:hyperlink r:id="rId52">
+      <w:hyperlink r:id="rId56">
         <w:r>
           <w:rPr>
             <w:rStyle w:val="Hyperlink"/>
@@ -9896,8 +10005,8 @@
         </w:r>
       </w:hyperlink>
     </w:p>
-    <w:bookmarkEnd w:id="53"/>
-    <w:bookmarkStart w:id="55" w:name="_88f7dc7fc14cc2a7b84eb40d084bccb766b7bc4"/>
+    <w:bookmarkEnd w:id="57"/>
+    <w:bookmarkStart w:id="59" w:name="_88f7dc7fc14cc2a7b84eb40d084bccb766b7bc4"/>
     <w:p>
       <w:pPr>
         <w:pStyle w:val="Bibliography"/>
@@ -9908,7 +10017,7 @@
       <w:r>
         <w:t xml:space="preserve"> </w:t>
       </w:r>
-      <w:hyperlink r:id="rId54">
+      <w:hyperlink r:id="rId58">
         <w:r>
           <w:rPr>
             <w:rStyle w:val="Hyperlink"/>
@@ -9917,8 +10026,8 @@
         </w:r>
       </w:hyperlink>
     </w:p>
-    <w:bookmarkEnd w:id="55"/>
-    <w:bookmarkStart w:id="57" w:name="_8ec3fe18376330511ec4a1748c7d82a65e4d7cd"/>
+    <w:bookmarkEnd w:id="59"/>
+    <w:bookmarkStart w:id="61" w:name="_8ec3fe18376330511ec4a1748c7d82a65e4d7cd"/>
     <w:p>
       <w:pPr>
         <w:pStyle w:val="Bibliography"/>
@@ -9941,7 +10050,7 @@
       <w:r>
         <w:t xml:space="preserve"> </w:t>
       </w:r>
-      <w:hyperlink r:id="rId56">
+      <w:hyperlink r:id="rId60">
         <w:r>
           <w:rPr>
             <w:rStyle w:val="Hyperlink"/>
@@ -9950,8 +10059,8 @@
         </w:r>
       </w:hyperlink>
     </w:p>
-    <w:bookmarkEnd w:id="57"/>
-    <w:bookmarkStart w:id="59" w:name="_0a60b1061f8d153449c03a179ab59c7d23acda7"/>
+    <w:bookmarkEnd w:id="61"/>
+    <w:bookmarkStart w:id="63" w:name="_0a60b1061f8d153449c03a179ab59c7d23acda7"/>
     <w:p>
       <w:pPr>
         <w:pStyle w:val="Bibliography"/>
@@ -9962,7 +10071,7 @@
       <w:r>
         <w:t xml:space="preserve"> </w:t>
       </w:r>
-      <w:hyperlink r:id="rId58">
+      <w:hyperlink r:id="rId62">
         <w:r>
           <w:rPr>
             <w:rStyle w:val="Hyperlink"/>
@@ -9971,8 +10080,8 @@
         </w:r>
       </w:hyperlink>
     </w:p>
-    <w:bookmarkEnd w:id="59"/>
-    <w:bookmarkStart w:id="61" w:name="_69fa3dc26f2fdd40a036509209653835fb61d11"/>
+    <w:bookmarkEnd w:id="63"/>
+    <w:bookmarkStart w:id="65" w:name="_69fa3dc26f2fdd40a036509209653835fb61d11"/>
     <w:p>
       <w:pPr>
         <w:pStyle w:val="Bibliography"/>
@@ -9995,7 +10104,7 @@
       <w:r>
         <w:t xml:space="preserve"> </w:t>
       </w:r>
-      <w:hyperlink r:id="rId60">
+      <w:hyperlink r:id="rId64">
         <w:r>
           <w:rPr>
             <w:rStyle w:val="Hyperlink"/>
@@ -10004,8 +10113,8 @@
         </w:r>
       </w:hyperlink>
     </w:p>
-    <w:bookmarkEnd w:id="61"/>
-    <w:bookmarkStart w:id="63" w:name="_664899e492519927cc0d763fbc72de5b92fe8d8"/>
+    <w:bookmarkEnd w:id="65"/>
+    <w:bookmarkStart w:id="67" w:name="_664899e492519927cc0d763fbc72de5b92fe8d8"/>
     <w:p>
       <w:pPr>
         <w:pStyle w:val="Bibliography"/>
@@ -10016,7 +10125,7 @@
       <w:r>
         <w:t xml:space="preserve"> </w:t>
       </w:r>
-      <w:hyperlink r:id="rId62">
+      <w:hyperlink r:id="rId66">
         <w:r>
           <w:rPr>
             <w:rStyle w:val="Hyperlink"/>
@@ -10025,8 +10134,8 @@
         </w:r>
       </w:hyperlink>
     </w:p>
-    <w:bookmarkEnd w:id="63"/>
-    <w:bookmarkStart w:id="65" w:name="_8d81a666dfc299bd8bc423508f420ac56bdaf57"/>
+    <w:bookmarkEnd w:id="67"/>
+    <w:bookmarkStart w:id="69" w:name="_8d81a666dfc299bd8bc423508f420ac56bdaf57"/>
     <w:p>
       <w:pPr>
         <w:pStyle w:val="Bibliography"/>
@@ -10046,7 +10155,7 @@
       <w:r>
         <w:t xml:space="preserve"> </w:t>
       </w:r>
-      <w:hyperlink r:id="rId64">
+      <w:hyperlink r:id="rId68">
         <w:r>
           <w:rPr>
             <w:rStyle w:val="Hyperlink"/>
@@ -10055,8 +10164,8 @@
         </w:r>
       </w:hyperlink>
     </w:p>
-    <w:bookmarkEnd w:id="65"/>
-    <w:bookmarkStart w:id="67" w:name="_e7aa4f7e3356611d3b2d5bfbd0b5df916e0cc07"/>
+    <w:bookmarkEnd w:id="69"/>
+    <w:bookmarkStart w:id="71" w:name="_e7aa4f7e3356611d3b2d5bfbd0b5df916e0cc07"/>
     <w:p>
       <w:pPr>
         <w:pStyle w:val="Bibliography"/>
@@ -10079,7 +10188,7 @@
       <w:r>
         <w:t xml:space="preserve"> </w:t>
       </w:r>
-      <w:hyperlink r:id="rId66">
+      <w:hyperlink r:id="rId70">
         <w:r>
           <w:rPr>
             <w:rStyle w:val="Hyperlink"/>
@@ -10088,8 +10197,8 @@
         </w:r>
       </w:hyperlink>
     </w:p>
-    <w:bookmarkEnd w:id="67"/>
-    <w:bookmarkStart w:id="69" w:name="_1ba1f77df109cdb4592a0c39a707f0ba8ca6100"/>
+    <w:bookmarkEnd w:id="71"/>
+    <w:bookmarkStart w:id="73" w:name="_1ba1f77df109cdb4592a0c39a707f0ba8ca6100"/>
     <w:p>
       <w:pPr>
         <w:pStyle w:val="Bibliography"/>
@@ -10106,7 +10215,7 @@
       <w:r>
         <w:t xml:space="preserve"> </w:t>
       </w:r>
-      <w:hyperlink r:id="rId68">
+      <w:hyperlink r:id="rId72">
         <w:r>
           <w:rPr>
             <w:rStyle w:val="Hyperlink"/>
@@ -10115,8 +10224,8 @@
         </w:r>
       </w:hyperlink>
     </w:p>
-    <w:bookmarkEnd w:id="69"/>
-    <w:bookmarkStart w:id="71" w:name="_03b309150ebc524c2a2aa50e5a68757073c3c32"/>
+    <w:bookmarkEnd w:id="73"/>
+    <w:bookmarkStart w:id="75" w:name="_03b309150ebc524c2a2aa50e5a68757073c3c32"/>
     <w:p>
       <w:pPr>
         <w:pStyle w:val="Bibliography"/>
@@ -10175,7 +10284,7 @@
       <w:r>
         <w:t xml:space="preserve"> </w:t>
       </w:r>
-      <w:hyperlink r:id="rId70">
+      <w:hyperlink r:id="rId74">
         <w:r>
           <w:rPr>
             <w:rStyle w:val="Hyperlink"/>
@@ -10184,8 +10293,8 @@
         </w:r>
       </w:hyperlink>
     </w:p>
-    <w:bookmarkEnd w:id="71"/>
-    <w:bookmarkStart w:id="73" w:name="_a1e57bb27bf8d4e7b732f7b1344e148cb46eaa9"/>
+    <w:bookmarkEnd w:id="75"/>
+    <w:bookmarkStart w:id="77" w:name="_a1e57bb27bf8d4e7b732f7b1344e148cb46eaa9"/>
     <w:p>
       <w:pPr>
         <w:pStyle w:val="Bibliography"/>
@@ -10214,7 +10323,7 @@
       <w:r>
         <w:t xml:space="preserve"> </w:t>
       </w:r>
-      <w:hyperlink r:id="rId72">
+      <w:hyperlink r:id="rId76">
         <w:r>
           <w:rPr>
             <w:rStyle w:val="Hyperlink"/>
@@ -10223,8 +10332,8 @@
         </w:r>
       </w:hyperlink>
     </w:p>
-    <w:bookmarkEnd w:id="73"/>
-    <w:bookmarkStart w:id="75" w:name="_cae824e968acfc38e5471fd41568740ceded7c7"/>
+    <w:bookmarkEnd w:id="77"/>
+    <w:bookmarkStart w:id="79" w:name="_cae824e968acfc38e5471fd41568740ceded7c7"/>
     <w:p>
       <w:pPr>
         <w:pStyle w:val="Bibliography"/>
@@ -10235,7 +10344,7 @@
       <w:r>
         <w:t xml:space="preserve"> </w:t>
       </w:r>
-      <w:hyperlink r:id="rId74">
+      <w:hyperlink r:id="rId78">
         <w:r>
           <w:rPr>
             <w:rStyle w:val="Hyperlink"/>
@@ -10244,8 +10353,8 @@
         </w:r>
       </w:hyperlink>
     </w:p>
-    <w:bookmarkEnd w:id="75"/>
-    <w:bookmarkStart w:id="77" w:name="_9bed9da9f5b8220827df58fa5bf65f545c7cff3"/>
+    <w:bookmarkEnd w:id="79"/>
+    <w:bookmarkStart w:id="81" w:name="_9bed9da9f5b8220827df58fa5bf65f545c7cff3"/>
     <w:p>
       <w:pPr>
         <w:pStyle w:val="Bibliography"/>
@@ -10256,7 +10365,7 @@
       <w:r>
         <w:t xml:space="preserve"> </w:t>
       </w:r>
-      <w:hyperlink r:id="rId76">
+      <w:hyperlink r:id="rId80">
         <w:r>
           <w:rPr>
             <w:rStyle w:val="Hyperlink"/>
@@ -10265,8 +10374,8 @@
         </w:r>
       </w:hyperlink>
     </w:p>
-    <w:bookmarkEnd w:id="77"/>
-    <w:bookmarkStart w:id="79" w:name="_d84d6fe33642d5bd1a08514c14a1f98951f6a3d"/>
+    <w:bookmarkEnd w:id="81"/>
+    <w:bookmarkStart w:id="83" w:name="_d84d6fe33642d5bd1a08514c14a1f98951f6a3d"/>
     <w:p>
       <w:pPr>
         <w:pStyle w:val="Bibliography"/>
@@ -10289,7 +10398,7 @@
       <w:r>
         <w:t xml:space="preserve"> </w:t>
       </w:r>
-      <w:hyperlink r:id="rId78">
+      <w:hyperlink r:id="rId82">
         <w:r>
           <w:rPr>
             <w:rStyle w:val="Hyperlink"/>
@@ -10298,8 +10407,8 @@
         </w:r>
       </w:hyperlink>
     </w:p>
-    <w:bookmarkEnd w:id="79"/>
-    <w:bookmarkStart w:id="81" w:name="_691b3d7ec207e6f1ffe01af53ad3661a36dd4eb"/>
+    <w:bookmarkEnd w:id="83"/>
+    <w:bookmarkStart w:id="85" w:name="_691b3d7ec207e6f1ffe01af53ad3661a36dd4eb"/>
     <w:p>
       <w:pPr>
         <w:pStyle w:val="Bibliography"/>
@@ -10310,7 +10419,7 @@
       <w:r>
         <w:t xml:space="preserve"> </w:t>
       </w:r>
-      <w:hyperlink r:id="rId80">
+      <w:hyperlink r:id="rId84">
         <w:r>
           <w:rPr>
             <w:rStyle w:val="Hyperlink"/>
@@ -10319,8 +10428,8 @@
         </w:r>
       </w:hyperlink>
     </w:p>
-    <w:bookmarkEnd w:id="81"/>
-    <w:bookmarkStart w:id="83" w:name="_fc93fbc434fdbfcd6db9f2578266aa3fe63fa92"/>
+    <w:bookmarkEnd w:id="85"/>
+    <w:bookmarkStart w:id="87" w:name="_fc93fbc434fdbfcd6db9f2578266aa3fe63fa92"/>
     <w:p>
       <w:pPr>
         <w:pStyle w:val="Bibliography"/>
@@ -10343,7 +10452,7 @@
       <w:r>
         <w:t xml:space="preserve"> </w:t>
       </w:r>
-      <w:hyperlink r:id="rId82">
+      <w:hyperlink r:id="rId86">
         <w:r>
           <w:rPr>
             <w:rStyle w:val="Hyperlink"/>
@@ -10352,8 +10461,8 @@
         </w:r>
       </w:hyperlink>
     </w:p>
-    <w:bookmarkEnd w:id="83"/>
-    <w:bookmarkStart w:id="85" w:name="_df40665c7477147b950e0d0518f5ab718df28b8"/>
+    <w:bookmarkEnd w:id="87"/>
+    <w:bookmarkStart w:id="89" w:name="_df40665c7477147b950e0d0518f5ab718df28b8"/>
     <w:p>
       <w:pPr>
         <w:pStyle w:val="Bibliography"/>
@@ -10364,7 +10473,7 @@
       <w:r>
         <w:t xml:space="preserve"> </w:t>
       </w:r>
-      <w:hyperlink r:id="rId84">
+      <w:hyperlink r:id="rId88">
         <w:r>
           <w:rPr>
             <w:rStyle w:val="Hyperlink"/>
@@ -10373,8 +10482,8 @@
         </w:r>
       </w:hyperlink>
     </w:p>
-    <w:bookmarkEnd w:id="85"/>
-    <w:bookmarkStart w:id="87" w:name="_d594fe5367581dab5c74dfb3d0f9bf83a5cc680"/>
+    <w:bookmarkEnd w:id="89"/>
+    <w:bookmarkStart w:id="91" w:name="_d594fe5367581dab5c74dfb3d0f9bf83a5cc680"/>
     <w:p>
       <w:pPr>
         <w:pStyle w:val="Bibliography"/>
@@ -10385,7 +10494,7 @@
       <w:r>
         <w:t xml:space="preserve"> </w:t>
       </w:r>
-      <w:hyperlink r:id="rId86">
+      <w:hyperlink r:id="rId90">
         <w:r>
           <w:rPr>
             <w:rStyle w:val="Hyperlink"/>
@@ -10394,8 +10503,8 @@
         </w:r>
       </w:hyperlink>
     </w:p>
-    <w:bookmarkEnd w:id="87"/>
-    <w:bookmarkStart w:id="89" w:name="_3c93df4fc630a9aa327393a0beb1f343989d0b0"/>
+    <w:bookmarkEnd w:id="91"/>
+    <w:bookmarkStart w:id="93" w:name="_3c93df4fc630a9aa327393a0beb1f343989d0b0"/>
     <w:p>
       <w:pPr>
         <w:pStyle w:val="Bibliography"/>
@@ -10418,7 +10527,7 @@
       <w:r>
         <w:t xml:space="preserve"> </w:t>
       </w:r>
-      <w:hyperlink r:id="rId88">
+      <w:hyperlink r:id="rId92">
         <w:r>
           <w:rPr>
             <w:rStyle w:val="Hyperlink"/>
@@ -10427,8 +10536,8 @@
         </w:r>
       </w:hyperlink>
     </w:p>
-    <w:bookmarkEnd w:id="89"/>
-    <w:bookmarkStart w:id="91" w:name="_001e733a8805c7c6795b5be30f8bf7a29c73565"/>
+    <w:bookmarkEnd w:id="93"/>
+    <w:bookmarkStart w:id="95" w:name="_001e733a8805c7c6795b5be30f8bf7a29c73565"/>
     <w:p>
       <w:pPr>
         <w:pStyle w:val="Bibliography"/>
@@ -10451,7 +10560,7 @@
       <w:r>
         <w:t xml:space="preserve"> </w:t>
       </w:r>
-      <w:hyperlink r:id="rId90">
+      <w:hyperlink r:id="rId94">
         <w:r>
           <w:rPr>
             <w:rStyle w:val="Hyperlink"/>
@@ -10460,8 +10569,8 @@
         </w:r>
       </w:hyperlink>
     </w:p>
-    <w:bookmarkEnd w:id="91"/>
-    <w:bookmarkStart w:id="93" w:name="_95a7f6a093e38266fec8ea1947aabbcb850bd47"/>
+    <w:bookmarkEnd w:id="95"/>
+    <w:bookmarkStart w:id="97" w:name="_95a7f6a093e38266fec8ea1947aabbcb850bd47"/>
     <w:p>
       <w:pPr>
         <w:pStyle w:val="Bibliography"/>
@@ -10484,7 +10593,7 @@
       <w:r>
         <w:t xml:space="preserve"> </w:t>
       </w:r>
-      <w:hyperlink r:id="rId92">
+      <w:hyperlink r:id="rId96">
         <w:r>
           <w:rPr>
             <w:rStyle w:val="Hyperlink"/>
@@ -10493,8 +10602,8 @@
         </w:r>
       </w:hyperlink>
     </w:p>
-    <w:bookmarkEnd w:id="93"/>
-    <w:bookmarkStart w:id="95" w:name="_90035051e9cb6e0d4a9b4d996a14af53650eae4"/>
+    <w:bookmarkEnd w:id="97"/>
+    <w:bookmarkStart w:id="99" w:name="_90035051e9cb6e0d4a9b4d996a14af53650eae4"/>
     <w:p>
       <w:pPr>
         <w:pStyle w:val="Bibliography"/>
@@ -10505,7 +10614,7 @@
       <w:r>
         <w:t xml:space="preserve"> </w:t>
       </w:r>
-      <w:hyperlink r:id="rId94">
+      <w:hyperlink r:id="rId98">
         <w:r>
           <w:rPr>
             <w:rStyle w:val="Hyperlink"/>
@@ -10514,8 +10623,8 @@
         </w:r>
       </w:hyperlink>
     </w:p>
-    <w:bookmarkEnd w:id="95"/>
-    <w:bookmarkStart w:id="97" w:name="_22b8669257583e60fc4613cd9bf0682ec3fbb25"/>
+    <w:bookmarkEnd w:id="99"/>
+    <w:bookmarkStart w:id="101" w:name="_22b8669257583e60fc4613cd9bf0682ec3fbb25"/>
     <w:p>
       <w:pPr>
         <w:pStyle w:val="Bibliography"/>
@@ -10526,7 +10635,7 @@
       <w:r>
         <w:t xml:space="preserve"> </w:t>
       </w:r>
-      <w:hyperlink r:id="rId96">
+      <w:hyperlink r:id="rId100">
         <w:r>
           <w:rPr>
             <w:rStyle w:val="Hyperlink"/>
@@ -10535,8 +10644,8 @@
         </w:r>
       </w:hyperlink>
     </w:p>
-    <w:bookmarkEnd w:id="97"/>
-    <w:bookmarkStart w:id="99" w:name="_a75653ffaf987313fa99474d7ab4895d708e5a4"/>
+    <w:bookmarkEnd w:id="101"/>
+    <w:bookmarkStart w:id="103" w:name="_a75653ffaf987313fa99474d7ab4895d708e5a4"/>
     <w:p>
       <w:pPr>
         <w:pStyle w:val="Bibliography"/>
@@ -10547,7 +10656,7 @@
       <w:r>
         <w:t xml:space="preserve"> </w:t>
       </w:r>
-      <w:hyperlink r:id="rId98">
+      <w:hyperlink r:id="rId102">
         <w:r>
           <w:rPr>
             <w:rStyle w:val="Hyperlink"/>
@@ -10556,8 +10665,8 @@
         </w:r>
       </w:hyperlink>
     </w:p>
-    <w:bookmarkEnd w:id="99"/>
-    <w:bookmarkStart w:id="101" w:name="_11593371a69f66357e86220b227297cc20dc733"/>
+    <w:bookmarkEnd w:id="103"/>
+    <w:bookmarkStart w:id="105" w:name="_11593371a69f66357e86220b227297cc20dc733"/>
     <w:p>
       <w:pPr>
         <w:pStyle w:val="Bibliography"/>
@@ -10580,7 +10689,7 @@
       <w:r>
         <w:t xml:space="preserve"> </w:t>
       </w:r>
-      <w:hyperlink r:id="rId100">
+      <w:hyperlink r:id="rId104">
         <w:r>
           <w:rPr>
             <w:rStyle w:val="Hyperlink"/>
@@ -10589,8 +10698,8 @@
         </w:r>
       </w:hyperlink>
     </w:p>
-    <w:bookmarkEnd w:id="101"/>
-    <w:bookmarkStart w:id="103" w:name="_1994c31b65db315423021af066b563f5c10707d"/>
+    <w:bookmarkEnd w:id="105"/>
+    <w:bookmarkStart w:id="107" w:name="_1994c31b65db315423021af066b563f5c10707d"/>
     <w:p>
       <w:pPr>
         <w:pStyle w:val="Bibliography"/>
@@ -10613,7 +10722,7 @@
       <w:r>
         <w:t xml:space="preserve"> </w:t>
       </w:r>
-      <w:hyperlink r:id="rId102">
+      <w:hyperlink r:id="rId106">
         <w:r>
           <w:rPr>
             <w:rStyle w:val="Hyperlink"/>
@@ -10622,8 +10731,8 @@
         </w:r>
       </w:hyperlink>
     </w:p>
-    <w:bookmarkEnd w:id="103"/>
-    <w:bookmarkStart w:id="105" w:name="_816983a1b4f88f3b0231ac3f28316885953f087"/>
+    <w:bookmarkEnd w:id="107"/>
+    <w:bookmarkStart w:id="109" w:name="_816983a1b4f88f3b0231ac3f28316885953f087"/>
     <w:p>
       <w:pPr>
         <w:pStyle w:val="Bibliography"/>
@@ -10634,7 +10743,7 @@
       <w:r>
         <w:t xml:space="preserve"> </w:t>
       </w:r>
-      <w:hyperlink r:id="rId104">
+      <w:hyperlink r:id="rId108">
         <w:r>
           <w:rPr>
             <w:rStyle w:val="Hyperlink"/>
@@ -10643,8 +10752,8 @@
         </w:r>
       </w:hyperlink>
     </w:p>
-    <w:bookmarkEnd w:id="105"/>
-    <w:bookmarkEnd w:id="106"/>
+    <w:bookmarkEnd w:id="109"/>
+    <w:bookmarkEnd w:id="110"/>
     <w:sectPr>
       <w:footnotePr>
         <w:numRestart w:val="eachSect"/>

--- a/submission/drug_safety/Manuscript.docx
+++ b/submission/drug_safety/Manuscript.docx
@@ -170,7 +170,7 @@
         <w:t xml:space="preserve"> </w:t>
       </w:r>
       <w:r>
-        <w:t xml:space="preserve">receiver operating characteristic curve, AUC) and by replication in Canada Vigilance; robust unlabelled signals underwent</w:t>
+        <w:t xml:space="preserve">receiver operating characteristic curve, AUC) and by replication in Canada; robust unlabelled signals underwent</w:t>
       </w:r>
       <w:r>
         <w:t xml:space="preserve"> </w:t>
@@ -212,7 +212,7 @@
         <w:t xml:space="preserve"> </w:t>
       </w:r>
       <w:r>
-        <w:t xml:space="preserve">0.723). Unlabelled signals replicated in Canada more than background but less than labelled ones; power-calibrated (post hoc), labelled signals replicated as predicted (observed/expected</w:t>
+        <w:t xml:space="preserve">0.723). Unlabelled signals replicated in Canada more than background, less than labelled ones; power-calibrated (post hoc), labelled signals replicated as predicted (observed/expected</w:t>
       </w:r>
       <w:r>
         <w:t xml:space="preserve"> </w:t>
@@ -230,7 +230,7 @@
         <w:t xml:space="preserve"> </w:t>
       </w:r>
       <w:r>
-        <w:t xml:space="preserve">also within strata of consumer reporting. Solicited reports, report clusters and shared</w:t>
+        <w:t xml:space="preserve">even within consumer-reporting strata. Solicited reports, report clusters and shared</w:t>
       </w:r>
       <w:r>
         <w:t xml:space="preserve"> </w:t>
